--- a/docs/EXECUTION_GRAPH_CONTRACT.docx
+++ b/docs/EXECUTION_GRAPH_CONTRACT.docx
@@ -385,7 +385,7 @@
       </w:r>
     </w:p>
     <w:bookmarkEnd w:id="20"/>
-    <w:bookmarkStart w:id="21" w:name="the-canonical-scenarionode-six-sections"/>
+    <w:bookmarkStart w:id="21" w:name="Xfb7d63bbde4f3544fd25d727a32b7fe8a7bae38"/>
     <w:p>
       <w:pPr>
         <w:pStyle w:val="Heading2"/>
@@ -406,7 +406,7 @@
         <w:t xml:space="preserve"> </w:t>
       </w:r>
       <w:r>
-        <w:t xml:space="preserve">— six sections</w:t>
+        <w:t xml:space="preserve">— seven sections</w:t>
       </w:r>
     </w:p>
     <w:p>
@@ -424,7 +424,7 @@
           <w:bCs/>
           <w:b/>
         </w:rPr>
-        <w:t xml:space="preserve">six ownership sections</w:t>
+        <w:t xml:space="preserve">seven ownership sections</w:t>
       </w:r>
       <w:r>
         <w:t xml:space="preserve">. Every field lives in exactly one section, chosen</w:t>
@@ -513,7 +513,7 @@
         <w:rPr>
           <w:rStyle w:val="CommentTok"/>
         </w:rPr>
-        <w:t xml:space="preserve">// ── 2. KNOWLEDGE (semantics) ────────────────  immutable, "what the scenario means"</w:t>
+        <w:t xml:space="preserve">// ── 2. KNOWLEDGE (semantics) ────────────────  immutable, "what the scenario MEANS"</w:t>
       </w:r>
       <w:r>
         <w:br/>
@@ -573,7 +573,7 @@
         <w:rPr>
           <w:rStyle w:val="CommentTok"/>
         </w:rPr>
-        <w:t xml:space="preserve">// a data ROLE, never a resolved dataset</w:t>
+        <w:t xml:space="preserve">// a data ROLE ("a registered user") — never a resolved dataset</w:t>
       </w:r>
       <w:r>
         <w:br/>
@@ -600,7 +600,133 @@
         <w:rPr>
           <w:rStyle w:val="CommentTok"/>
         </w:rPr>
-        <w:t xml:space="preserve">// ── 3. EXECUTION ────────────────────────────  runtime, "how this run is parameterised"</w:t>
+        <w:t xml:space="preserve">// ── 3. RESOURCES  (reserved) ────────────────  immutable, "what the scenario NEEDS"</w:t>
+      </w:r>
+      <w:r>
+        <w:br/>
+      </w:r>
+      <w:r>
+        <w:rPr>
+          <w:rStyle w:val="NormalTok"/>
+        </w:rPr>
+        <w:t xml:space="preserve">  resources {</w:t>
+      </w:r>
+      <w:r>
+        <w:br/>
+      </w:r>
+      <w:r>
+        <w:rPr>
+          <w:rStyle w:val="NormalTok"/>
+        </w:rPr>
+        <w:t xml:space="preserve">    dataRoles                 </w:t>
+      </w:r>
+      <w:r>
+        <w:rPr>
+          <w:rStyle w:val="CommentTok"/>
+        </w:rPr>
+        <w:t xml:space="preserve">// e.g. ["registered_user"]  (the role requirement)</w:t>
+      </w:r>
+      <w:r>
+        <w:br/>
+      </w:r>
+      <w:r>
+        <w:rPr>
+          <w:rStyle w:val="NormalTok"/>
+        </w:rPr>
+        <w:t xml:space="preserve">    services                  </w:t>
+      </w:r>
+      <w:r>
+        <w:rPr>
+          <w:rStyle w:val="CommentTok"/>
+        </w:rPr>
+        <w:t xml:space="preserve">// e.g. ["inventory_api"]     (required backing services / mocks)</w:t>
+      </w:r>
+      <w:r>
+        <w:br/>
+      </w:r>
+      <w:r>
+        <w:rPr>
+          <w:rStyle w:val="NormalTok"/>
+        </w:rPr>
+        <w:t xml:space="preserve">    environment               </w:t>
+      </w:r>
+      <w:r>
+        <w:rPr>
+          <w:rStyle w:val="CommentTok"/>
+        </w:rPr>
+        <w:t xml:space="preserve">// required env class (e.g. "staging-capable")</w:t>
+      </w:r>
+      <w:r>
+        <w:br/>
+      </w:r>
+      <w:r>
+        <w:rPr>
+          <w:rStyle w:val="NormalTok"/>
+        </w:rPr>
+        <w:t xml:space="preserve">    browser                   </w:t>
+      </w:r>
+      <w:r>
+        <w:rPr>
+          <w:rStyle w:val="CommentTok"/>
+        </w:rPr>
+        <w:t xml:space="preserve">// required browser capability (e.g. "chromium")</w:t>
+      </w:r>
+      <w:r>
+        <w:br/>
+      </w:r>
+      <w:r>
+        <w:rPr>
+          <w:rStyle w:val="NormalTok"/>
+        </w:rPr>
+        <w:t xml:space="preserve">    locale                    </w:t>
+      </w:r>
+      <w:r>
+        <w:rPr>
+          <w:rStyle w:val="CommentTok"/>
+        </w:rPr>
+        <w:t xml:space="preserve">// required locale (e.g. "en-US")</w:t>
+      </w:r>
+      <w:r>
+        <w:br/>
+      </w:r>
+      <w:r>
+        <w:rPr>
+          <w:rStyle w:val="NormalTok"/>
+        </w:rPr>
+        <w:t xml:space="preserve">    </w:t>
+      </w:r>
+      <w:r>
+        <w:rPr>
+          <w:rStyle w:val="CommentTok"/>
+        </w:rPr>
+        <w:t xml:space="preserve">// featureFlags / device / tenant / oauthClient — natural future members</w:t>
+      </w:r>
+      <w:r>
+        <w:br/>
+      </w:r>
+      <w:r>
+        <w:rPr>
+          <w:rStyle w:val="NormalTok"/>
+        </w:rPr>
+        <w:t xml:space="preserve">  }</w:t>
+      </w:r>
+      <w:r>
+        <w:br/>
+      </w:r>
+      <w:r>
+        <w:br/>
+      </w:r>
+      <w:r>
+        <w:rPr>
+          <w:rStyle w:val="NormalTok"/>
+        </w:rPr>
+        <w:t xml:space="preserve">  </w:t>
+      </w:r>
+      <w:r>
+        <w:rPr>
+          <w:rStyle w:val="CommentTok"/>
+        </w:rPr>
+        <w:t xml:space="preserve">// ── 4. EXECUTION ────────────────────────────  runtime, "what THIS run actually USED"</w:t>
       </w:r>
       <w:r>
         <w:br/>
@@ -624,7 +750,7 @@
         <w:rPr>
           <w:rStyle w:val="CommentTok"/>
         </w:rPr>
-        <w:t xml:space="preserve">// 2D.2 — concrete values resolved from requiredDataRole</w:t>
+        <w:t xml:space="preserve">// 2D.2 — concrete record resolved from resources.dataRoles</w:t>
       </w:r>
       <w:r>
         <w:br/>
@@ -639,7 +765,7 @@
         <w:rPr>
           <w:rStyle w:val="CommentTok"/>
         </w:rPr>
-        <w:t xml:space="preserve">// env / browser / locale  — natural future members</w:t>
+        <w:t xml:space="preserve">// resolvedBrowser / resolvedLocale / resolvedEnvironment — natural future members</w:t>
       </w:r>
       <w:r>
         <w:br/>
@@ -666,7 +792,7 @@
         <w:rPr>
           <w:rStyle w:val="CommentTok"/>
         </w:rPr>
-        <w:t xml:space="preserve">// ── 4. ACTIONS  (added in 2D.3) ─────────────  immutable, "the executable steps"</w:t>
+        <w:t xml:space="preserve">// ── 5. ACTIONS  (added in 2D.3) ─────────────  immutable, "the executable steps"</w:t>
       </w:r>
       <w:r>
         <w:br/>
@@ -756,7 +882,7 @@
         <w:rPr>
           <w:rStyle w:val="CommentTok"/>
         </w:rPr>
-        <w:t xml:space="preserve">// ── 5. ASSERTIONS  (added in 2D.4) ──────────  immutable, "the executable expected outcomes"</w:t>
+        <w:t xml:space="preserve">// ── 6. ASSERTIONS  (added in 2D.4) ──────────  immutable, "the executable expected outcomes"</w:t>
       </w:r>
       <w:r>
         <w:br/>
@@ -849,7 +975,7 @@
         <w:rPr>
           <w:rStyle w:val="CommentTok"/>
         </w:rPr>
-        <w:t xml:space="preserve">// ── 6. QA METADATA + PROVENANCE ─────────────  diagnostic / classification</w:t>
+        <w:t xml:space="preserve">// ── 7. QA METADATA + PROVENANCE ─────────────  diagnostic / classification</w:t>
       </w:r>
       <w:r>
         <w:br/>
@@ -1005,7 +1131,7 @@
         <w:rPr>
           <w:rStyle w:val="CommentTok"/>
         </w:rPr>
-        <w:t xml:space="preserve">// human-readable outcomes (superseded for execution by §5)</w:t>
+        <w:t xml:space="preserve">// human-readable outcomes (superseded for execution by §6)</w:t>
       </w:r>
       <w:r>
         <w:br/>
@@ -1056,22 +1182,22 @@
           <w:bCs/>
           <w:b/>
         </w:rPr>
-        <w:t xml:space="preserve">Note on</w:t>
-      </w:r>
-      <w:r>
-        <w:rPr>
+        <w:t xml:space="preserve">Note on reserved slots (</w:t>
+      </w:r>
+      <w:r>
+        <w:rPr>
+          <w:rStyle w:val="VerbatimChar"/>
           <w:bCs/>
           <w:b/>
         </w:rPr>
-        <w:t xml:space="preserve"> </w:t>
-      </w:r>
-      <w:r>
-        <w:rPr>
-          <w:rStyle w:val="VerbatimChar"/>
+        <w:t xml:space="preserve">resources</w:t>
+      </w:r>
+      <w:r>
+        <w:rPr>
           <w:bCs/>
           <w:b/>
         </w:rPr>
-        <w:t xml:space="preserve">actions[]</w:t>
+        <w:t xml:space="preserve">,</w:t>
       </w:r>
       <w:r>
         <w:rPr>
@@ -1082,57 +1208,73 @@
       </w:r>
       <w:r>
         <w:rPr>
+          <w:rStyle w:val="VerbatimChar"/>
           <w:bCs/>
           <w:b/>
         </w:rPr>
-        <w:t xml:space="preserve">and</w:t>
+        <w:t xml:space="preserve">actions[]</w:t>
       </w:r>
       <w:r>
         <w:rPr>
           <w:bCs/>
           <w:b/>
         </w:rPr>
-        <w:t xml:space="preserve"> </w:t>
-      </w:r>
-      <w:r>
-        <w:rPr>
-          <w:rStyle w:val="VerbatimChar"/>
+        <w:t xml:space="preserve">,</w:t>
+      </w:r>
+      <w:r>
+        <w:rPr>
           <w:bCs/>
           <w:b/>
         </w:rPr>
-        <w:t xml:space="preserve">assertions[]</w:t>
-      </w:r>
-      <w:r>
-        <w:rPr>
+        <w:t xml:space="preserve"> </w:t>
+      </w:r>
+      <w:r>
+        <w:rPr>
+          <w:rStyle w:val="VerbatimChar"/>
           <w:bCs/>
           <w:b/>
         </w:rPr>
-        <w:t xml:space="preserve">:</w:t>
-      </w:r>
-      <w:r>
-        <w:t xml:space="preserve"> </w:t>
-      </w:r>
-      <w:r>
-        <w:t xml:space="preserve">these slots are</w:t>
-      </w:r>
-      <w:r>
-        <w:t xml:space="preserve"> </w:t>
+        <w:t xml:space="preserve">assertions[]</w:t>
       </w:r>
       <w:r>
         <w:rPr>
           <w:bCs/>
           <w:b/>
         </w:rPr>
-        <w:t xml:space="preserve">reserved, not yet in code</w:t>
-      </w:r>
-      <w:r>
-        <w:t xml:space="preserve">. The node’s</w:t>
-      </w:r>
-      <w:r>
-        <w:t xml:space="preserve"> </w:t>
-      </w:r>
-      <w:r>
-        <w:t xml:space="preserve">existing invariant (</w:t>
+        <w:t xml:space="preserve">):</w:t>
+      </w:r>
+      <w:r>
+        <w:t xml:space="preserve"> </w:t>
+      </w:r>
+      <w:r>
+        <w:t xml:space="preserve">these are</w:t>
+      </w:r>
+      <w:r>
+        <w:t xml:space="preserve"> </w:t>
+      </w:r>
+      <w:r>
+        <w:rPr>
+          <w:bCs/>
+          <w:b/>
+        </w:rPr>
+        <w:t xml:space="preserve">reserved, not yet in</w:t>
+      </w:r>
+      <w:r>
+        <w:rPr>
+          <w:bCs/>
+          <w:b/>
+        </w:rPr>
+        <w:t xml:space="preserve"> </w:t>
+      </w:r>
+      <w:r>
+        <w:rPr>
+          <w:bCs/>
+          <w:b/>
+        </w:rPr>
+        <w:t xml:space="preserve">code</w:t>
+      </w:r>
+      <w:r>
+        <w:t xml:space="preserve">. The node’s existing invariant (</w:t>
       </w:r>
       <w:r>
         <w:t xml:space="preserve">“</w:t>
@@ -1144,13 +1286,118 @@
         <w:t xml:space="preserve">”</w:t>
       </w:r>
       <w:r>
-        <w:t xml:space="preserve">) means we add them in the PR that also adds</w:t>
-      </w:r>
-      <w:r>
-        <w:t xml:space="preserve"> </w:t>
-      </w:r>
-      <w:r>
-        <w:t xml:space="preserve">their first consumers — 2D.3 and 2D.4 respectively. This document freezes</w:t>
+        <w:t xml:space="preserve">) means each is added in the</w:t>
+      </w:r>
+      <w:r>
+        <w:t xml:space="preserve"> </w:t>
+      </w:r>
+      <w:r>
+        <w:t xml:space="preserve">PR that also adds its first consumer —</w:t>
+      </w:r>
+      <w:r>
+        <w:t xml:space="preserve"> </w:t>
+      </w:r>
+      <w:r>
+        <w:rPr>
+          <w:rStyle w:val="VerbatimChar"/>
+        </w:rPr>
+        <w:t xml:space="preserve">resources</w:t>
+      </w:r>
+      <w:r>
+        <w:t xml:space="preserve"> </w:t>
+      </w:r>
+      <w:r>
+        <w:t xml:space="preserve">when a second consumer beyond the Dataset Resolver</w:t>
+      </w:r>
+      <w:r>
+        <w:t xml:space="preserve"> </w:t>
+      </w:r>
+      <w:r>
+        <w:t xml:space="preserve">needs it (env/browser/locale requirements),</w:t>
+      </w:r>
+      <w:r>
+        <w:t xml:space="preserve"> </w:t>
+      </w:r>
+      <w:r>
+        <w:rPr>
+          <w:rStyle w:val="VerbatimChar"/>
+        </w:rPr>
+        <w:t xml:space="preserve">actions[]</w:t>
+      </w:r>
+      <w:r>
+        <w:t xml:space="preserve"> </w:t>
+      </w:r>
+      <w:r>
+        <w:t xml:space="preserve">in 2D.3,</w:t>
+      </w:r>
+      <w:r>
+        <w:t xml:space="preserve"> </w:t>
+      </w:r>
+      <w:r>
+        <w:rPr>
+          <w:rStyle w:val="VerbatimChar"/>
+        </w:rPr>
+        <w:t xml:space="preserve">assertions[]</w:t>
+      </w:r>
+      <w:r>
+        <w:t xml:space="preserve"> </w:t>
+      </w:r>
+      <w:r>
+        <w:t xml:space="preserve">in 2D.4. Today the data</w:t>
+      </w:r>
+      <w:r>
+        <w:t xml:space="preserve"> </w:t>
+      </w:r>
+      <w:r>
+        <w:t xml:space="preserve">ROLE requirement still lives in</w:t>
+      </w:r>
+      <w:r>
+        <w:t xml:space="preserve"> </w:t>
+      </w:r>
+      <w:r>
+        <w:rPr>
+          <w:rStyle w:val="VerbatimChar"/>
+        </w:rPr>
+        <w:t xml:space="preserve">semantics.requiredDataRole</w:t>
+      </w:r>
+      <w:r>
+        <w:t xml:space="preserve">; it migrates to</w:t>
+      </w:r>
+      <w:r>
+        <w:t xml:space="preserve"> </w:t>
+      </w:r>
+      <w:r>
+        <w:rPr>
+          <w:rStyle w:val="VerbatimChar"/>
+        </w:rPr>
+        <w:t xml:space="preserve">resources.dataRoles</w:t>
+      </w:r>
+      <w:r>
+        <w:t xml:space="preserve"> </w:t>
+      </w:r>
+      <w:r>
+        <w:t xml:space="preserve">when</w:t>
+      </w:r>
+      <w:r>
+        <w:t xml:space="preserve"> </w:t>
+      </w:r>
+      <w:r>
+        <w:t xml:space="preserve">the</w:t>
+      </w:r>
+      <w:r>
+        <w:t xml:space="preserve"> </w:t>
+      </w:r>
+      <w:r>
+        <w:rPr>
+          <w:rStyle w:val="VerbatimChar"/>
+        </w:rPr>
+        <w:t xml:space="preserve">resources</w:t>
+      </w:r>
+      <w:r>
+        <w:t xml:space="preserve"> </w:t>
+      </w:r>
+      <w:r>
+        <w:t xml:space="preserve">section lands. This document freezes</w:t>
       </w:r>
       <w:r>
         <w:t xml:space="preserve"> </w:t>
@@ -1160,27 +1407,19 @@
           <w:iCs/>
           <w:i/>
         </w:rPr>
-        <w:t xml:space="preserve">where they will go and what</w:t>
-      </w:r>
-      <w:r>
-        <w:rPr>
-          <w:iCs/>
-          <w:i/>
-        </w:rPr>
-        <w:t xml:space="preserve"> </w:t>
-      </w:r>
-      <w:r>
-        <w:rPr>
-          <w:iCs/>
-          <w:i/>
-        </w:rPr>
-        <w:t xml:space="preserve">they will contain</w:t>
-      </w:r>
-      <w:r>
-        <w:t xml:space="preserve"> </w:t>
-      </w:r>
-      <w:r>
-        <w:t xml:space="preserve">so those PRs are pure fills, not redesigns.</w:t>
+        <w:t xml:space="preserve">where each will go and what it will contain</w:t>
+      </w:r>
+      <w:r>
+        <w:t xml:space="preserve"> </w:t>
+      </w:r>
+      <w:r>
+        <w:t xml:space="preserve">so</w:t>
+      </w:r>
+      <w:r>
+        <w:t xml:space="preserve"> </w:t>
+      </w:r>
+      <w:r>
+        <w:t xml:space="preserve">those PRs are pure fills, not redesigns.</w:t>
       </w:r>
     </w:p>
     <w:p>
@@ -1419,7 +1658,80 @@
               <w:jc w:val="left"/>
             </w:pPr>
             <w:r>
-              <w:t xml:space="preserve">resolved values, locators</w:t>
+              <w:t xml:space="preserve">resolved values, locators, requirements</w:t>
+            </w:r>
+          </w:p>
+        </w:tc>
+      </w:tr>
+      <w:tr>
+        <w:tc>
+          <w:tcPr/>
+          <w:p>
+            <w:pPr>
+              <w:pStyle w:val="Compact"/>
+              <w:jc w:val="left"/>
+            </w:pPr>
+            <w:r>
+              <w:rPr>
+                <w:bCs/>
+                <w:b/>
+              </w:rPr>
+              <w:t xml:space="preserve">resources</w:t>
+            </w:r>
+          </w:p>
+        </w:tc>
+        <w:tc>
+          <w:tcPr/>
+          <w:p>
+            <w:pPr>
+              <w:pStyle w:val="Compact"/>
+              <w:jc w:val="left"/>
+            </w:pPr>
+            <w:r>
+              <w:t xml:space="preserve">✅ immutable</w:t>
+            </w:r>
+          </w:p>
+        </w:tc>
+        <w:tc>
+          <w:tcPr/>
+          <w:p>
+            <w:pPr>
+              <w:pStyle w:val="Compact"/>
+              <w:jc w:val="left"/>
+            </w:pPr>
+            <w:r>
+              <w:rPr>
+                <w:iCs/>
+                <w:i/>
+              </w:rPr>
+              <w:t xml:space="preserve">What does it NEED to run?</w:t>
+            </w:r>
+          </w:p>
+        </w:tc>
+        <w:tc>
+          <w:tcPr/>
+          <w:p>
+            <w:pPr>
+              <w:pStyle w:val="Compact"/>
+              <w:jc w:val="left"/>
+            </w:pPr>
+            <w:r>
+              <w:rPr>
+                <w:rStyle w:val="VerbatimChar"/>
+              </w:rPr>
+              <w:t xml:space="preserve">dataRoles: ["registered_user"]</w:t>
+            </w:r>
+          </w:p>
+        </w:tc>
+        <w:tc>
+          <w:tcPr/>
+          <w:p>
+            <w:pPr>
+              <w:pStyle w:val="Compact"/>
+              <w:jc w:val="left"/>
+            </w:pPr>
+            <w:r>
+              <w:t xml:space="preserve">resolved/selected values (those are execution)</w:t>
             </w:r>
           </w:p>
         </w:tc>
@@ -1465,7 +1777,7 @@
                 <w:iCs/>
                 <w:i/>
               </w:rPr>
-              <w:t xml:space="preserve">How is this run parameterised?</w:t>
+              <w:t xml:space="preserve">What did THIS run actually use?</w:t>
             </w:r>
           </w:p>
         </w:tc>
@@ -1741,6 +2053,448 @@
         </w:tc>
       </w:tr>
     </w:tbl>
+    <w:p>
+      <w:pPr>
+        <w:pStyle w:val="BodyText"/>
+      </w:pPr>
+      <w:r>
+        <w:rPr>
+          <w:bCs/>
+          <w:b/>
+        </w:rPr>
+        <w:t xml:space="preserve">The three-question separation</w:t>
+      </w:r>
+      <w:r>
+        <w:t xml:space="preserve"> </w:t>
+      </w:r>
+      <w:r>
+        <w:t xml:space="preserve">— the reason</w:t>
+      </w:r>
+      <w:r>
+        <w:t xml:space="preserve"> </w:t>
+      </w:r>
+      <w:r>
+        <w:rPr>
+          <w:rStyle w:val="VerbatimChar"/>
+        </w:rPr>
+        <w:t xml:space="preserve">resources</w:t>
+      </w:r>
+      <w:r>
+        <w:t xml:space="preserve"> </w:t>
+      </w:r>
+      <w:r>
+        <w:t xml:space="preserve">and</w:t>
+      </w:r>
+      <w:r>
+        <w:t xml:space="preserve"> </w:t>
+      </w:r>
+      <w:r>
+        <w:rPr>
+          <w:rStyle w:val="VerbatimChar"/>
+        </w:rPr>
+        <w:t xml:space="preserve">execution</w:t>
+      </w:r>
+      <w:r>
+        <w:t xml:space="preserve"> </w:t>
+      </w:r>
+      <w:r>
+        <w:t xml:space="preserve">are distinct sections:</w:t>
+      </w:r>
+    </w:p>
+    <w:tbl>
+      <w:tblPr>
+        <w:tblStyle w:val="Table"/>
+        <w:tblW w:type="pct" w:w="5000"/>
+        <w:tblLook w:firstRow="1" w:lastRow="0" w:firstColumn="0" w:lastColumn="0" w:noHBand="0" w:noVBand="0" w:val="0020"/>
+      </w:tblPr>
+      <w:tblGrid>
+        <w:gridCol w:w="3915"/>
+        <w:gridCol w:w="1156"/>
+        <w:gridCol w:w="2847"/>
+      </w:tblGrid>
+      <w:tr>
+        <w:trPr>
+          <w:tblHeader w:val="true"/>
+        </w:trPr>
+        <w:tc>
+          <w:tcPr/>
+          <w:p>
+            <w:pPr>
+              <w:pStyle w:val="Compact"/>
+              <w:jc w:val="left"/>
+            </w:pPr>
+            <w:r>
+              <w:t xml:space="preserve">Question</w:t>
+            </w:r>
+          </w:p>
+        </w:tc>
+        <w:tc>
+          <w:tcPr/>
+          <w:p>
+            <w:pPr>
+              <w:pStyle w:val="Compact"/>
+              <w:jc w:val="left"/>
+            </w:pPr>
+            <w:r>
+              <w:t xml:space="preserve">Section</w:t>
+            </w:r>
+          </w:p>
+        </w:tc>
+        <w:tc>
+          <w:tcPr/>
+          <w:p>
+            <w:pPr>
+              <w:pStyle w:val="Compact"/>
+              <w:jc w:val="left"/>
+            </w:pPr>
+            <w:r>
+              <w:t xml:space="preserve">Example</w:t>
+            </w:r>
+          </w:p>
+        </w:tc>
+      </w:tr>
+      <w:tr>
+        <w:tc>
+          <w:tcPr/>
+          <w:p>
+            <w:pPr>
+              <w:pStyle w:val="Compact"/>
+              <w:jc w:val="left"/>
+            </w:pPr>
+            <w:r>
+              <w:rPr>
+                <w:iCs/>
+                <w:i/>
+              </w:rPr>
+              <w:t xml:space="preserve">What does this scenario</w:t>
+            </w:r>
+            <w:r>
+              <w:rPr>
+                <w:iCs/>
+                <w:i/>
+              </w:rPr>
+              <w:t xml:space="preserve"> </w:t>
+            </w:r>
+            <w:r>
+              <w:rPr>
+                <w:bCs/>
+                <w:b/>
+                <w:iCs/>
+                <w:i/>
+              </w:rPr>
+              <w:t xml:space="preserve">mean</w:t>
+            </w:r>
+            <w:r>
+              <w:rPr>
+                <w:iCs/>
+                <w:i/>
+              </w:rPr>
+              <w:t xml:space="preserve">?</w:t>
+            </w:r>
+          </w:p>
+        </w:tc>
+        <w:tc>
+          <w:tcPr/>
+          <w:p>
+            <w:pPr>
+              <w:pStyle w:val="Compact"/>
+              <w:jc w:val="left"/>
+            </w:pPr>
+            <w:r>
+              <w:rPr>
+                <w:rStyle w:val="VerbatimChar"/>
+              </w:rPr>
+              <w:t xml:space="preserve">semantics</w:t>
+            </w:r>
+          </w:p>
+        </w:tc>
+        <w:tc>
+          <w:tcPr/>
+          <w:p>
+            <w:pPr>
+              <w:pStyle w:val="Compact"/>
+              <w:jc w:val="left"/>
+            </w:pPr>
+            <w:r>
+              <w:t xml:space="preserve">variable under test = password</w:t>
+            </w:r>
+          </w:p>
+        </w:tc>
+      </w:tr>
+      <w:tr>
+        <w:tc>
+          <w:tcPr/>
+          <w:p>
+            <w:pPr>
+              <w:pStyle w:val="Compact"/>
+              <w:jc w:val="left"/>
+            </w:pPr>
+            <w:r>
+              <w:rPr>
+                <w:iCs/>
+                <w:i/>
+              </w:rPr>
+              <w:t xml:space="preserve">What does this scenario</w:t>
+            </w:r>
+            <w:r>
+              <w:rPr>
+                <w:iCs/>
+                <w:i/>
+              </w:rPr>
+              <w:t xml:space="preserve"> </w:t>
+            </w:r>
+            <w:r>
+              <w:rPr>
+                <w:bCs/>
+                <w:b/>
+                <w:iCs/>
+                <w:i/>
+              </w:rPr>
+              <w:t xml:space="preserve">need</w:t>
+            </w:r>
+            <w:r>
+              <w:rPr>
+                <w:iCs/>
+                <w:i/>
+              </w:rPr>
+              <w:t xml:space="preserve">?</w:t>
+            </w:r>
+          </w:p>
+        </w:tc>
+        <w:tc>
+          <w:tcPr/>
+          <w:p>
+            <w:pPr>
+              <w:pStyle w:val="Compact"/>
+              <w:jc w:val="left"/>
+            </w:pPr>
+            <w:r>
+              <w:rPr>
+                <w:rStyle w:val="VerbatimChar"/>
+              </w:rPr>
+              <w:t xml:space="preserve">resources</w:t>
+            </w:r>
+          </w:p>
+        </w:tc>
+        <w:tc>
+          <w:tcPr/>
+          <w:p>
+            <w:pPr>
+              <w:pStyle w:val="Compact"/>
+              <w:jc w:val="left"/>
+            </w:pPr>
+            <w:r>
+              <w:t xml:space="preserve">a registered user, chromium, en-US</w:t>
+            </w:r>
+          </w:p>
+        </w:tc>
+      </w:tr>
+      <w:tr>
+        <w:tc>
+          <w:tcPr/>
+          <w:p>
+            <w:pPr>
+              <w:pStyle w:val="Compact"/>
+              <w:jc w:val="left"/>
+            </w:pPr>
+            <w:r>
+              <w:rPr>
+                <w:iCs/>
+                <w:i/>
+              </w:rPr>
+              <w:t xml:space="preserve">What did</w:t>
+            </w:r>
+            <w:r>
+              <w:rPr>
+                <w:iCs/>
+                <w:i/>
+              </w:rPr>
+              <w:t xml:space="preserve"> </w:t>
+            </w:r>
+            <w:r>
+              <w:rPr>
+                <w:bCs/>
+                <w:b/>
+                <w:iCs/>
+                <w:i/>
+              </w:rPr>
+              <w:t xml:space="preserve">this run</w:t>
+            </w:r>
+            <w:r>
+              <w:rPr>
+                <w:iCs/>
+                <w:i/>
+              </w:rPr>
+              <w:t xml:space="preserve"> </w:t>
+            </w:r>
+            <w:r>
+              <w:rPr>
+                <w:iCs/>
+                <w:i/>
+              </w:rPr>
+              <w:t xml:space="preserve">actually use?</w:t>
+            </w:r>
+          </w:p>
+        </w:tc>
+        <w:tc>
+          <w:tcPr/>
+          <w:p>
+            <w:pPr>
+              <w:pStyle w:val="Compact"/>
+              <w:jc w:val="left"/>
+            </w:pPr>
+            <w:r>
+              <w:rPr>
+                <w:rStyle w:val="VerbatimChar"/>
+              </w:rPr>
+              <w:t xml:space="preserve">execution</w:t>
+            </w:r>
+          </w:p>
+        </w:tc>
+        <w:tc>
+          <w:tcPr/>
+          <w:p>
+            <w:pPr>
+              <w:pStyle w:val="Compact"/>
+              <w:jc w:val="left"/>
+            </w:pPr>
+            <w:r>
+              <w:t xml:space="preserve">standard_user, Chrome 139, en-US</w:t>
+            </w:r>
+          </w:p>
+        </w:tc>
+      </w:tr>
+    </w:tbl>
+    <w:p>
+      <w:pPr>
+        <w:pStyle w:val="BodyText"/>
+      </w:pPr>
+      <w:r>
+        <w:rPr>
+          <w:rStyle w:val="VerbatimChar"/>
+        </w:rPr>
+        <w:t xml:space="preserve">resources</w:t>
+      </w:r>
+      <w:r>
+        <w:t xml:space="preserve"> </w:t>
+      </w:r>
+      <w:r>
+        <w:t xml:space="preserve">is the immutable</w:t>
+      </w:r>
+      <w:r>
+        <w:t xml:space="preserve"> </w:t>
+      </w:r>
+      <w:r>
+        <w:rPr>
+          <w:iCs/>
+          <w:i/>
+        </w:rPr>
+        <w:t xml:space="preserve">requirement</w:t>
+      </w:r>
+      <w:r>
+        <w:t xml:space="preserve"> </w:t>
+      </w:r>
+      <w:r>
+        <w:t xml:space="preserve">(</w:t>
+      </w:r>
+      <w:r>
+        <w:t xml:space="preserve">“</w:t>
+      </w:r>
+      <w:r>
+        <w:t xml:space="preserve">I need a registered user</w:t>
+      </w:r>
+      <w:r>
+        <w:t xml:space="preserve">”</w:t>
+      </w:r>
+      <w:r>
+        <w:t xml:space="preserve">);</w:t>
+      </w:r>
+      <w:r>
+        <w:t xml:space="preserve"> </w:t>
+      </w:r>
+      <w:r>
+        <w:rPr>
+          <w:rStyle w:val="VerbatimChar"/>
+        </w:rPr>
+        <w:t xml:space="preserve">execution</w:t>
+      </w:r>
+      <w:r>
+        <w:t xml:space="preserve"> </w:t>
+      </w:r>
+      <w:r>
+        <w:t xml:space="preserve">is the mutable</w:t>
+      </w:r>
+      <w:r>
+        <w:t xml:space="preserve"> </w:t>
+      </w:r>
+      <w:r>
+        <w:rPr>
+          <w:iCs/>
+          <w:i/>
+        </w:rPr>
+        <w:t xml:space="preserve">resolution</w:t>
+      </w:r>
+      <w:r>
+        <w:t xml:space="preserve"> </w:t>
+      </w:r>
+      <w:r>
+        <w:t xml:space="preserve">(</w:t>
+      </w:r>
+      <w:r>
+        <w:t xml:space="preserve">“</w:t>
+      </w:r>
+      <w:r>
+        <w:t xml:space="preserve">this run used standard_user</w:t>
+      </w:r>
+      <w:r>
+        <w:t xml:space="preserve">”</w:t>
+      </w:r>
+      <w:r>
+        <w:t xml:space="preserve">). They are different abstractions and must never be merged.</w:t>
+      </w:r>
+      <w:r>
+        <w:t xml:space="preserve"> </w:t>
+      </w:r>
+      <w:r>
+        <w:t xml:space="preserve">This is exactly why</w:t>
+      </w:r>
+      <w:r>
+        <w:t xml:space="preserve"> </w:t>
+      </w:r>
+      <w:r>
+        <w:rPr>
+          <w:rStyle w:val="VerbatimChar"/>
+        </w:rPr>
+        <w:t xml:space="preserve">requiredDataRole</w:t>
+      </w:r>
+      <w:r>
+        <w:t xml:space="preserve"> </w:t>
+      </w:r>
+      <w:r>
+        <w:t xml:space="preserve">(the need) and</w:t>
+      </w:r>
+      <w:r>
+        <w:t xml:space="preserve"> </w:t>
+      </w:r>
+      <w:r>
+        <w:rPr>
+          <w:rStyle w:val="VerbatimChar"/>
+        </w:rPr>
+        <w:t xml:space="preserve">resolvedDataset</w:t>
+      </w:r>
+      <w:r>
+        <w:t xml:space="preserve"> </w:t>
+      </w:r>
+      <w:r>
+        <w:t xml:space="preserve">(the resolution) cannot share a</w:t>
+      </w:r>
+      <w:r>
+        <w:t xml:space="preserve"> </w:t>
+      </w:r>
+      <w:r>
+        <w:t xml:space="preserve">section.</w:t>
+      </w:r>
+    </w:p>
     <w:bookmarkStart w:id="22" w:name="X3d6d6196d66a733212055c5477bcead159a3c08"/>
     <w:p>
       <w:pPr>
@@ -1769,7 +2523,57 @@
         <w:t xml:space="preserve"> </w:t>
       </w:r>
       <w:r>
-        <w:t xml:space="preserve">→ YES →</w:t>
+        <w:t xml:space="preserve">→ YES → is it the</w:t>
+      </w:r>
+      <w:r>
+        <w:t xml:space="preserve"> </w:t>
+      </w:r>
+      <w:r>
+        <w:rPr>
+          <w:iCs/>
+          <w:i/>
+        </w:rPr>
+        <w:t xml:space="preserve">requirement</w:t>
+      </w:r>
+      <w:r>
+        <w:t xml:space="preserve"> </w:t>
+      </w:r>
+      <w:r>
+        <w:t xml:space="preserve">(immutable need) or the</w:t>
+      </w:r>
+      <w:r>
+        <w:t xml:space="preserve"> </w:t>
+      </w:r>
+      <w:r>
+        <w:rPr>
+          <w:iCs/>
+          <w:i/>
+        </w:rPr>
+        <w:t xml:space="preserve">resolved value</w:t>
+      </w:r>
+      <w:r>
+        <w:t xml:space="preserve"> </w:t>
+      </w:r>
+      <w:r>
+        <w:t xml:space="preserve">(this run)?</w:t>
+      </w:r>
+      <w:r>
+        <w:t xml:space="preserve"> </w:t>
+      </w:r>
+      <w:r>
+        <w:t xml:space="preserve">→ requirement →</w:t>
+      </w:r>
+      <w:r>
+        <w:t xml:space="preserve"> </w:t>
+      </w:r>
+      <w:r>
+        <w:rPr>
+          <w:rStyle w:val="VerbatimChar"/>
+        </w:rPr>
+        <w:t xml:space="preserve">resources</w:t>
+      </w:r>
+      <w:r>
+        <w:t xml:space="preserve">; resolved value →</w:t>
       </w:r>
       <w:r>
         <w:t xml:space="preserve"> </w:t>
@@ -2019,17 +2823,74 @@
         <w:pStyle w:val="FirstParagraph"/>
       </w:pPr>
       <w:r>
-        <w:t xml:space="preserve">If a field seems to fit two sections, it is probably two fields. Split it.</w:t>
+        <w:t xml:space="preserve">If a field seems to fit two sections, it is probably two fields. Split it. (The canonical example:</w:t>
+      </w:r>
+      <w:r>
+        <w:t xml:space="preserve"> </w:t>
+      </w:r>
+      <w:r>
+        <w:rPr>
+          <w:rStyle w:val="VerbatimChar"/>
+        </w:rPr>
+        <w:t xml:space="preserve">requiredDataRole</w:t>
+      </w:r>
+      <w:r>
+        <w:t xml:space="preserve"> </w:t>
+      </w:r>
+      <w:r>
+        <w:t xml:space="preserve">/</w:t>
+      </w:r>
+      <w:r>
+        <w:t xml:space="preserve"> </w:t>
+      </w:r>
+      <w:r>
+        <w:rPr>
+          <w:rStyle w:val="VerbatimChar"/>
+        </w:rPr>
+        <w:t xml:space="preserve">dataRoles</w:t>
+      </w:r>
+      <w:r>
+        <w:t xml:space="preserve"> </w:t>
+      </w:r>
+      <w:r>
+        <w:t xml:space="preserve">is a</w:t>
+      </w:r>
+      <w:r>
+        <w:t xml:space="preserve"> </w:t>
+      </w:r>
+      <w:r>
+        <w:rPr>
+          <w:rStyle w:val="VerbatimChar"/>
+        </w:rPr>
+        <w:t xml:space="preserve">resources</w:t>
+      </w:r>
+      <w:r>
+        <w:t xml:space="preserve"> </w:t>
+      </w:r>
+      <w:r>
+        <w:t xml:space="preserve">requirement; the record it resolves to is</w:t>
+      </w:r>
+      <w:r>
+        <w:t xml:space="preserve"> </w:t>
+      </w:r>
+      <w:r>
+        <w:rPr>
+          <w:rStyle w:val="VerbatimChar"/>
+        </w:rPr>
+        <w:t xml:space="preserve">execution</w:t>
+      </w:r>
+      <w:r>
+        <w:t xml:space="preserve">.)</w:t>
       </w:r>
     </w:p>
     <w:bookmarkEnd w:id="22"/>
-    <w:bookmarkStart w:id="23" w:name="hard-invariants-unchanged-still-enforced"/>
+    <w:bookmarkStart w:id="23" w:name="hard-invariants-still-enforced"/>
     <w:p>
       <w:pPr>
         <w:pStyle w:val="Heading3"/>
       </w:pPr>
       <w:r>
-        <w:t xml:space="preserve">Hard invariants (unchanged, still enforced)</w:t>
+        <w:t xml:space="preserve">Hard invariants (still enforced)</w:t>
       </w:r>
     </w:p>
     <w:p>
@@ -2042,65 +2903,98 @@
       </w:pPr>
       <w:r>
         <w:rPr>
-          <w:rStyle w:val="VerbatimChar"/>
           <w:bCs/>
           <w:b/>
         </w:rPr>
-        <w:t xml:space="preserve">requiredDataRole</w:t>
+        <w:t xml:space="preserve">A ROLE requirement is never a resolved dataset.</w:t>
+      </w:r>
+      <w:r>
+        <w:t xml:space="preserve"> </w:t>
+      </w:r>
+      <w:r>
+        <w:t xml:space="preserve">The data-role requirement (</w:t>
+      </w:r>
+      <w:r>
+        <w:rPr>
+          <w:rStyle w:val="VerbatimChar"/>
+        </w:rPr>
+        <w:t xml:space="preserve">semantics.requiredDataRole</w:t>
+      </w:r>
+      <w:r>
+        <w:t xml:space="preserve"> </w:t>
+      </w:r>
+      <w:r>
+        <w:t xml:space="preserve">today,</w:t>
+      </w:r>
+      <w:r>
+        <w:t xml:space="preserve"> </w:t>
+      </w:r>
+      <w:r>
+        <w:rPr>
+          <w:rStyle w:val="VerbatimChar"/>
+        </w:rPr>
+        <w:t xml:space="preserve">resources.dataRoles</w:t>
+      </w:r>
+      <w:r>
+        <w:t xml:space="preserve"> </w:t>
+      </w:r>
+      <w:r>
+        <w:t xml:space="preserve">once</w:t>
+      </w:r>
+      <w:r>
+        <w:t xml:space="preserve"> </w:t>
+      </w:r>
+      <w:r>
+        <w:rPr>
+          <w:rStyle w:val="VerbatimChar"/>
+        </w:rPr>
+        <w:t xml:space="preserve">resources</w:t>
+      </w:r>
+      <w:r>
+        <w:t xml:space="preserve"> </w:t>
+      </w:r>
+      <w:r>
+        <w:t xml:space="preserve">lands) is an immutable NEED. The Dataset Resolver maps role</w:t>
+      </w:r>
+      <w:r>
+        <w:t xml:space="preserve"> </w:t>
+      </w:r>
+      <w:r>
+        <w:t xml:space="preserve">→ record; the resolved record lands in</w:t>
+      </w:r>
+      <w:r>
+        <w:t xml:space="preserve"> </w:t>
+      </w:r>
+      <w:r>
+        <w:rPr>
+          <w:rStyle w:val="VerbatimChar"/>
+        </w:rPr>
+        <w:t xml:space="preserve">execution.resolvedDataset</w:t>
+      </w:r>
+      <w:r>
+        <w:t xml:space="preserve">. A resolved record must</w:t>
+      </w:r>
+      <w:r>
+        <w:t xml:space="preserve"> </w:t>
       </w:r>
       <w:r>
         <w:rPr>
           <w:bCs/>
           <w:b/>
         </w:rPr>
-        <w:t xml:space="preserve"> </w:t>
-      </w:r>
-      <w:r>
-        <w:rPr>
-          <w:bCs/>
-          <w:b/>
-        </w:rPr>
-        <w:t xml:space="preserve">is a ROLE, never a dataset.</w:t>
-      </w:r>
-      <w:r>
-        <w:t xml:space="preserve"> </w:t>
-      </w:r>
-      <w:r>
-        <w:t xml:space="preserve">The Dataset Resolver maps role → record; the record</w:t>
-      </w:r>
-      <w:r>
-        <w:t xml:space="preserve"> </w:t>
-      </w:r>
-      <w:r>
-        <w:t xml:space="preserve">lands in</w:t>
-      </w:r>
-      <w:r>
-        <w:t xml:space="preserve"> </w:t>
-      </w:r>
-      <w:r>
-        <w:rPr>
-          <w:rStyle w:val="VerbatimChar"/>
-        </w:rPr>
-        <w:t xml:space="preserve">execution.resolvedDataset</w:t>
-      </w:r>
-      <w:r>
-        <w:t xml:space="preserve">. A resolved record must</w:t>
-      </w:r>
-      <w:r>
-        <w:t xml:space="preserve"> </w:t>
-      </w:r>
-      <w:r>
-        <w:rPr>
-          <w:bCs/>
-          <w:b/>
-        </w:rPr>
         <w:t xml:space="preserve">never</w:t>
       </w:r>
       <w:r>
         <w:t xml:space="preserve"> </w:t>
       </w:r>
       <w:r>
-        <w:t xml:space="preserve">appear in</w:t>
+        <w:t xml:space="preserve">appear</w:t>
+      </w:r>
+      <w:r>
+        <w:t xml:space="preserve"> </w:t>
+      </w:r>
+      <w:r>
+        <w:t xml:space="preserve">in</w:t>
       </w:r>
       <w:r>
         <w:t xml:space="preserve"> </w:t>
@@ -2112,7 +3006,25 @@
         <w:t xml:space="preserve">semantics</w:t>
       </w:r>
       <w:r>
-        <w:t xml:space="preserve">.</w:t>
+        <w:t xml:space="preserve"> </w:t>
+      </w:r>
+      <w:r>
+        <w:t xml:space="preserve">or</w:t>
+      </w:r>
+      <w:r>
+        <w:t xml:space="preserve"> </w:t>
+      </w:r>
+      <w:r>
+        <w:rPr>
+          <w:rStyle w:val="VerbatimChar"/>
+        </w:rPr>
+        <w:t xml:space="preserve">resources</w:t>
+      </w:r>
+      <w:r>
+        <w:t xml:space="preserve"> </w:t>
+      </w:r>
+      <w:r>
+        <w:t xml:space="preserve">— requirement and resolution are different abstractions.</w:t>
       </w:r>
     </w:p>
     <w:p>
@@ -2286,7 +3198,7 @@
           <w:bCs/>
           <w:b/>
         </w:rPr>
-        <w:t xml:space="preserve">Identity / semantics / actions / assertions are immutable per scenario.</w:t>
+        <w:t xml:space="preserve">Identity / semantics / resources / actions / assertions are immutable per scenario.</w:t>
       </w:r>
       <w:r>
         <w:t xml:space="preserve"> </w:t>
@@ -2322,13 +3234,13 @@
         <w:t xml:space="preserve"> </w:t>
       </w:r>
       <w:r>
-        <w:t xml:space="preserve">vary run-to-run. The fingerprint hashes identity + semantics + actions + assertions — never</w:t>
-      </w:r>
-      <w:r>
-        <w:t xml:space="preserve"> </w:t>
-      </w:r>
-      <w:r>
-        <w:t xml:space="preserve">execution or metadata.</w:t>
+        <w:t xml:space="preserve">vary run-to-run. The fingerprint hashes identity + semantics + resources + actions +</w:t>
+      </w:r>
+      <w:r>
+        <w:t xml:space="preserve"> </w:t>
+      </w:r>
+      <w:r>
+        <w:t xml:space="preserve">assertions — never execution or metadata.</w:t>
       </w:r>
     </w:p>
     <w:p>
@@ -2425,7 +3337,16 @@
         <w:t xml:space="preserve"> </w:t>
       </w:r>
       <w:r>
-        <w:t xml:space="preserve">— new section slot populated for the first time (2D.3</w:t>
+        <w:t xml:space="preserve">— new section slot populated for the first time (</w:t>
+      </w:r>
+      <w:r>
+        <w:rPr>
+          <w:rStyle w:val="VerbatimChar"/>
+        </w:rPr>
+        <w:t xml:space="preserve">resources</w:t>
+      </w:r>
+      <w:r>
+        <w:t xml:space="preserve">, 2D.3</w:t>
       </w:r>
       <w:r>
         <w:t xml:space="preserve"> </w:t>
@@ -2715,6 +3636,75 @@
               <w:jc w:val="left"/>
             </w:pPr>
             <w:r>
+              <w:rPr>
+                <w:bCs/>
+                <w:b/>
+              </w:rPr>
+              <w:t xml:space="preserve">resources</w:t>
+            </w:r>
+          </w:p>
+        </w:tc>
+        <w:tc>
+          <w:tcPr/>
+          <w:p>
+            <w:pPr>
+              <w:pStyle w:val="Compact"/>
+              <w:jc w:val="center"/>
+            </w:pPr>
+            <w:r>
+              <w:t xml:space="preserve">🔲 reserved (role req. in</w:t>
+            </w:r>
+            <w:r>
+              <w:t xml:space="preserve"> </w:t>
+            </w:r>
+            <w:r>
+              <w:rPr>
+                <w:rStyle w:val="VerbatimChar"/>
+              </w:rPr>
+              <w:t xml:space="preserve">semantics.requiredDataRole</w:t>
+            </w:r>
+            <w:r>
+              <w:t xml:space="preserve"> </w:t>
+            </w:r>
+            <w:r>
+              <w:t xml:space="preserve">today)</w:t>
+            </w:r>
+          </w:p>
+        </w:tc>
+        <w:tc>
+          <w:tcPr/>
+          <w:p>
+            <w:pPr>
+              <w:pStyle w:val="Compact"/>
+              <w:jc w:val="left"/>
+            </w:pPr>
+            <w:r>
+              <w:t xml:space="preserve">builder ← KB</w:t>
+            </w:r>
+          </w:p>
+        </w:tc>
+        <w:tc>
+          <w:tcPr/>
+          <w:p>
+            <w:pPr>
+              <w:pStyle w:val="Compact"/>
+              <w:jc w:val="left"/>
+            </w:pPr>
+            <w:r>
+              <w:t xml:space="preserve">Dataset Resolver (+ future env/browser consumers)</w:t>
+            </w:r>
+          </w:p>
+        </w:tc>
+      </w:tr>
+      <w:tr>
+        <w:tc>
+          <w:tcPr/>
+          <w:p>
+            <w:pPr>
+              <w:pStyle w:val="Compact"/>
+              <w:jc w:val="left"/>
+            </w:pPr>
+            <w:r>
               <w:t xml:space="preserve">execution</w:t>
             </w:r>
           </w:p>
@@ -3003,7 +3993,7 @@
         <w:pStyle w:val="Compact"/>
       </w:pPr>
       <w:r>
-        <w:t xml:space="preserve">The six sections and their ownership are fixed. New data goes into an existing section per §3, or is</w:t>
+        <w:t xml:space="preserve">The seven sections and their ownership are fixed. New data goes into an existing section per §3, or is</w:t>
       </w:r>
       <w:r>
         <w:t xml:space="preserve"> </w:t>
@@ -3024,6 +4014,18 @@
         <w:rPr>
           <w:rStyle w:val="VerbatimChar"/>
         </w:rPr>
+        <w:t xml:space="preserve">resources</w:t>
+      </w:r>
+      <w:r>
+        <w:t xml:space="preserve">,</w:t>
+      </w:r>
+      <w:r>
+        <w:t xml:space="preserve"> </w:t>
+      </w:r>
+      <w:r>
+        <w:rPr>
+          <w:rStyle w:val="VerbatimChar"/>
+        </w:rPr>
         <w:t xml:space="preserve">actions[]</w:t>
       </w:r>
       <w:r>
@@ -3061,13 +4063,13 @@
         <w:t xml:space="preserve"> </w:t>
       </w:r>
       <w:r>
-        <w:t xml:space="preserve">before 2D.3/2D.4 implement them — so</w:t>
-      </w:r>
-      <w:r>
-        <w:t xml:space="preserve"> </w:t>
-      </w:r>
-      <w:r>
-        <w:t xml:space="preserve">those PRs populate a pre-agreed slot rather than debating structure mid-sprint.</w:t>
+        <w:t xml:space="preserve">before they are</w:t>
+      </w:r>
+      <w:r>
+        <w:t xml:space="preserve"> </w:t>
+      </w:r>
+      <w:r>
+        <w:t xml:space="preserve">implemented — so those PRs populate a pre-agreed slot rather than debating structure mid-sprint.</w:t>
       </w:r>
     </w:p>
     <w:p>
@@ -3107,6 +4109,16 @@
       </w:r>
       <w:r>
         <w:t xml:space="preserve">decided.</w:t>
+      </w:r>
+      <w:r>
+        <w:t xml:space="preserve"> </w:t>
+      </w:r>
+      <w:r>
+        <w:rPr>
+          <w:bCs/>
+          <w:b/>
+        </w:rPr>
+        <w:t xml:space="preserve">No more structural discussions — only fill the reserved sections.</w:t>
       </w:r>
     </w:p>
     <w:p>

--- a/docs/EXECUTION_GRAPH_CONTRACT.docx
+++ b/docs/EXECUTION_GRAPH_CONTRACT.docx
@@ -26,13 +26,35 @@
         <w:t xml:space="preserve"> </w:t>
       </w:r>
       <w:r>
-        <w:t xml:space="preserve">FROZEN as of Sprint 2D (pre-2D.2). Changes to the section model below require</w:t>
-      </w:r>
-      <w:r>
-        <w:t xml:space="preserve"> </w:t>
-      </w:r>
-      <w:r>
-        <w:t xml:space="preserve">a design review and a schema-version bump — not an ad-hoc field added to a node.</w:t>
+        <w:t xml:space="preserve">FROZEN as of Sprint 2D. Architecture review complete — the section model is final.</w:t>
+      </w:r>
+      <w:r>
+        <w:t xml:space="preserve"> </w:t>
+      </w:r>
+      <w:r>
+        <w:t xml:space="preserve">Remaining work is</w:t>
+      </w:r>
+      <w:r>
+        <w:t xml:space="preserve"> </w:t>
+      </w:r>
+      <w:r>
+        <w:rPr>
+          <w:iCs/>
+          <w:i/>
+        </w:rPr>
+        <w:t xml:space="preserve">populating</w:t>
+      </w:r>
+      <w:r>
+        <w:t xml:space="preserve"> </w:t>
+      </w:r>
+      <w:r>
+        <w:t xml:space="preserve">the graph, not reshaping it. Changes to the section model below</w:t>
+      </w:r>
+      <w:r>
+        <w:t xml:space="preserve"> </w:t>
+      </w:r>
+      <w:r>
+        <w:t xml:space="preserve">require a design review and a schema-version bump — not an ad-hoc field added to a node.</w:t>
       </w:r>
     </w:p>
     <w:p>
@@ -573,7 +595,49 @@
         <w:rPr>
           <w:rStyle w:val="CommentTok"/>
         </w:rPr>
-        <w:t xml:space="preserve">// a data ROLE ("a registered user") — never a resolved dataset</w:t>
+        <w:t xml:space="preserve">// </w:t>
+      </w:r>
+      <w:r>
+        <w:rPr>
+          <w:rStyle w:val="AlertTok"/>
+        </w:rPr>
+        <w:t xml:space="preserve">DEPRECATED</w:t>
+      </w:r>
+      <w:r>
+        <w:rPr>
+          <w:rStyle w:val="CommentTok"/>
+        </w:rPr>
+        <w:t xml:space="preserve"> — a data ROLE ("a registered user"), never a resolved</w:t>
+      </w:r>
+      <w:r>
+        <w:br/>
+      </w:r>
+      <w:r>
+        <w:rPr>
+          <w:rStyle w:val="NormalTok"/>
+        </w:rPr>
+        <w:t xml:space="preserve">                              </w:t>
+      </w:r>
+      <w:r>
+        <w:rPr>
+          <w:rStyle w:val="CommentTok"/>
+        </w:rPr>
+        <w:t xml:space="preserve">//   dataset. Migrates to resources.dataRoles in Graph Schema 2.0.</w:t>
+      </w:r>
+      <w:r>
+        <w:br/>
+      </w:r>
+      <w:r>
+        <w:rPr>
+          <w:rStyle w:val="NormalTok"/>
+        </w:rPr>
+        <w:t xml:space="preserve">                              </w:t>
+      </w:r>
+      <w:r>
+        <w:rPr>
+          <w:rStyle w:val="CommentTok"/>
+        </w:rPr>
+        <w:t xml:space="preserve">//   Kept here only until `resources` lands so migration stays additive.</w:t>
       </w:r>
       <w:r>
         <w:br/>
@@ -609,6 +673,66 @@
         <w:rPr>
           <w:rStyle w:val="NormalTok"/>
         </w:rPr>
+        <w:t xml:space="preserve">  </w:t>
+      </w:r>
+      <w:r>
+        <w:rPr>
+          <w:rStyle w:val="CommentTok"/>
+        </w:rPr>
+        <w:t xml:space="preserve">// REQUIREMENTS ONLY. Resources holds abstract capability requirements, never a</w:t>
+      </w:r>
+      <w:r>
+        <w:br/>
+      </w:r>
+      <w:r>
+        <w:rPr>
+          <w:rStyle w:val="NormalTok"/>
+        </w:rPr>
+        <w:t xml:space="preserve">  </w:t>
+      </w:r>
+      <w:r>
+        <w:rPr>
+          <w:rStyle w:val="CommentTok"/>
+        </w:rPr>
+        <w:t xml:space="preserve">// resolved/selected value. Right:  registered_user, chromium, staging, inventory_api.</w:t>
+      </w:r>
+      <w:r>
+        <w:br/>
+      </w:r>
+      <w:r>
+        <w:rPr>
+          <w:rStyle w:val="NormalTok"/>
+        </w:rPr>
+        <w:t xml:space="preserve">  </w:t>
+      </w:r>
+      <w:r>
+        <w:rPr>
+          <w:rStyle w:val="CommentTok"/>
+        </w:rPr>
+        <w:t xml:space="preserve">// Wrong: standard_user, "Chrome 139", "staging-03" — those are resolved values and</w:t>
+      </w:r>
+      <w:r>
+        <w:br/>
+      </w:r>
+      <w:r>
+        <w:rPr>
+          <w:rStyle w:val="NormalTok"/>
+        </w:rPr>
+        <w:t xml:space="preserve">  </w:t>
+      </w:r>
+      <w:r>
+        <w:rPr>
+          <w:rStyle w:val="CommentTok"/>
+        </w:rPr>
+        <w:t xml:space="preserve">// belong in `execution`. Execution owns the resolved values, forever.</w:t>
+      </w:r>
+      <w:r>
+        <w:br/>
+      </w:r>
+      <w:r>
+        <w:rPr>
+          <w:rStyle w:val="NormalTok"/>
+        </w:rPr>
         <w:t xml:space="preserve">  resources {</w:t>
       </w:r>
       <w:r>
@@ -624,7 +748,7 @@
         <w:rPr>
           <w:rStyle w:val="CommentTok"/>
         </w:rPr>
-        <w:t xml:space="preserve">// e.g. ["registered_user"]  (the role requirement)</w:t>
+        <w:t xml:space="preserve">// e.g. ["registered_user"]  (the role requirement, NOT "standard_user")</w:t>
       </w:r>
       <w:r>
         <w:br/>
@@ -654,7 +778,7 @@
         <w:rPr>
           <w:rStyle w:val="CommentTok"/>
         </w:rPr>
-        <w:t xml:space="preserve">// required env class (e.g. "staging-capable")</w:t>
+        <w:t xml:space="preserve">// required env CLASS (e.g. "staging"), NOT a host like "staging-03"</w:t>
       </w:r>
       <w:r>
         <w:br/>
@@ -669,7 +793,7 @@
         <w:rPr>
           <w:rStyle w:val="CommentTok"/>
         </w:rPr>
-        <w:t xml:space="preserve">// required browser capability (e.g. "chromium")</w:t>
+        <w:t xml:space="preserve">// required browser CAPABILITY (e.g. "chromium"), NOT "Chrome 139"</w:t>
       </w:r>
       <w:r>
         <w:br/>
@@ -735,6 +859,81 @@
         <w:rPr>
           <w:rStyle w:val="NormalTok"/>
         </w:rPr>
+        <w:t xml:space="preserve">  </w:t>
+      </w:r>
+      <w:r>
+        <w:rPr>
+          <w:rStyle w:val="CommentTok"/>
+        </w:rPr>
+        <w:t xml:space="preserve">// RUNTIME RESOLVED VALUES ONLY. Execution answers exactly one question:</w:t>
+      </w:r>
+      <w:r>
+        <w:br/>
+      </w:r>
+      <w:r>
+        <w:rPr>
+          <w:rStyle w:val="NormalTok"/>
+        </w:rPr>
+        <w:t xml:space="preserve">  </w:t>
+      </w:r>
+      <w:r>
+        <w:rPr>
+          <w:rStyle w:val="CommentTok"/>
+        </w:rPr>
+        <w:t xml:space="preserve">// "what did this run actually use?" — nothing more.</w:t>
+      </w:r>
+      <w:r>
+        <w:br/>
+      </w:r>
+      <w:r>
+        <w:rPr>
+          <w:rStyle w:val="NormalTok"/>
+        </w:rPr>
+        <w:t xml:space="preserve">  </w:t>
+      </w:r>
+      <w:r>
+        <w:rPr>
+          <w:rStyle w:val="CommentTok"/>
+        </w:rPr>
+        <w:t xml:space="preserve">// Allowed:     resolvedDataset, resolvedBrowser, resolvedLocale, resolvedEnvironment.</w:t>
+      </w:r>
+      <w:r>
+        <w:br/>
+      </w:r>
+      <w:r>
+        <w:rPr>
+          <w:rStyle w:val="NormalTok"/>
+        </w:rPr>
+        <w:t xml:space="preserve">  </w:t>
+      </w:r>
+      <w:r>
+        <w:rPr>
+          <w:rStyle w:val="CommentTok"/>
+        </w:rPr>
+        <w:t xml:space="preserve">// NOT allowed: executionOrder, retryPolicy, priority, coverage — those are not</w:t>
+      </w:r>
+      <w:r>
+        <w:br/>
+      </w:r>
+      <w:r>
+        <w:rPr>
+          <w:rStyle w:val="NormalTok"/>
+        </w:rPr>
+        <w:t xml:space="preserve">  </w:t>
+      </w:r>
+      <w:r>
+        <w:rPr>
+          <w:rStyle w:val="CommentTok"/>
+        </w:rPr>
+        <w:t xml:space="preserve">//              "what this run used"; they belong in metadata or elsewhere.</w:t>
+      </w:r>
+      <w:r>
+        <w:br/>
+      </w:r>
+      <w:r>
+        <w:rPr>
+          <w:rStyle w:val="NormalTok"/>
+        </w:rPr>
         <w:t xml:space="preserve">  execution {</w:t>
       </w:r>
       <w:r>
@@ -942,13 +1141,43 @@
         <w:rPr>
           <w:rStyle w:val="NormalTok"/>
         </w:rPr>
-        <w:t xml:space="preserve">    value                     </w:t>
+        <w:t xml:space="preserve">    expected                  </w:t>
       </w:r>
       <w:r>
         <w:rPr>
           <w:rStyle w:val="CommentTok"/>
         </w:rPr>
-        <w:t xml:space="preserve">// expected literal / pattern</w:t>
+        <w:t xml:space="preserve">// the EXPECTED literal / pattern. Named `expected` (not `value`)</w:t>
+      </w:r>
+      <w:r>
+        <w:br/>
+      </w:r>
+      <w:r>
+        <w:rPr>
+          <w:rStyle w:val="NormalTok"/>
+        </w:rPr>
+        <w:t xml:space="preserve">                              </w:t>
+      </w:r>
+      <w:r>
+        <w:rPr>
+          <w:rStyle w:val="CommentTok"/>
+        </w:rPr>
+        <w:t xml:space="preserve">//   because assertions compare actual-vs-expected; actions consume</w:t>
+      </w:r>
+      <w:r>
+        <w:br/>
+      </w:r>
+      <w:r>
+        <w:rPr>
+          <w:rStyle w:val="NormalTok"/>
+        </w:rPr>
+        <w:t xml:space="preserve">                              </w:t>
+      </w:r>
+      <w:r>
+        <w:rPr>
+          <w:rStyle w:val="CommentTok"/>
+        </w:rPr>
+        <w:t xml:space="preserve">//   `value`, assertions verify `expected`.</w:t>
       </w:r>
       <w:r>
         <w:br/>
@@ -1950,7 +2179,7 @@
               <w:rPr>
                 <w:rStyle w:val="VerbatimChar"/>
               </w:rPr>
-              <w:t xml:space="preserve">{type:"url", value:"/inventory"}</w:t>
+              <w:t xml:space="preserve">{type:"url", expected:"/inventory"}</w:t>
             </w:r>
           </w:p>
         </w:tc>
@@ -4122,6 +4351,106 @@
       </w:r>
     </w:p>
     <w:p>
+      <w:pPr>
+        <w:pStyle w:val="BodyText"/>
+      </w:pPr>
+      <w:r>
+        <w:rPr>
+          <w:bCs/>
+          <w:b/>
+        </w:rPr>
+        <w:t xml:space="preserve">The one question every PR from here must answer:</w:t>
+      </w:r>
+    </w:p>
+    <w:p>
+      <w:pPr>
+        <w:pStyle w:val="BlockText"/>
+      </w:pPr>
+      <w:r>
+        <w:rPr>
+          <w:bCs/>
+          <w:b/>
+        </w:rPr>
+        <w:t xml:space="preserve">What capability moved into the Execution Graph?</w:t>
+      </w:r>
+    </w:p>
+    <w:p>
+      <w:pPr>
+        <w:pStyle w:val="FirstParagraph"/>
+      </w:pPr>
+      <w:r>
+        <w:t xml:space="preserve">—</w:t>
+      </w:r>
+      <w:r>
+        <w:t xml:space="preserve"> </w:t>
+      </w:r>
+      <w:r>
+        <w:rPr>
+          <w:iCs/>
+          <w:i/>
+        </w:rPr>
+        <w:t xml:space="preserve">not</w:t>
+      </w:r>
+      <w:r>
+        <w:t xml:space="preserve"> </w:t>
+      </w:r>
+      <w:r>
+        <w:t xml:space="preserve">—</w:t>
+      </w:r>
+      <w:r>
+        <w:t xml:space="preserve"> </w:t>
+      </w:r>
+      <w:r>
+        <w:rPr>
+          <w:iCs/>
+          <w:i/>
+        </w:rPr>
+        <w:t xml:space="preserve">“</w:t>
+      </w:r>
+      <w:r>
+        <w:rPr>
+          <w:iCs/>
+          <w:i/>
+        </w:rPr>
+        <w:t xml:space="preserve">what new architecture should we invent?</w:t>
+      </w:r>
+      <w:r>
+        <w:rPr>
+          <w:iCs/>
+          <w:i/>
+        </w:rPr>
+        <w:t xml:space="preserve">”</w:t>
+      </w:r>
+      <w:r>
+        <w:t xml:space="preserve"> </w:t>
+      </w:r>
+      <w:r>
+        <w:t xml:space="preserve">The model is complete enough that the remaining work is</w:t>
+      </w:r>
+      <w:r>
+        <w:t xml:space="preserve"> </w:t>
+      </w:r>
+      <w:r>
+        <w:rPr>
+          <w:bCs/>
+          <w:b/>
+        </w:rPr>
+        <w:t xml:space="preserve">populating</w:t>
+      </w:r>
+      <w:r>
+        <w:t xml:space="preserve"> </w:t>
+      </w:r>
+      <w:r>
+        <w:t xml:space="preserve">the graph, not reshaping it. Do not redesign the model again unless a real product problem</w:t>
+      </w:r>
+      <w:r>
+        <w:t xml:space="preserve"> </w:t>
+      </w:r>
+      <w:r>
+        <w:t xml:space="preserve">forces it (which is then a reviewed MAJOR schema change, per §4).</w:t>
+      </w:r>
+    </w:p>
+    <w:p>
       <w:r>
         <w:pict>
           <v:rect style="width:0;height:1.5pt" o:hralign="center" o:hrstd="t" o:hr="t"/>
@@ -4143,7 +4472,80 @@
         <w:t xml:space="preserve"> </w:t>
       </w:r>
       <w:r>
-        <w:t xml:space="preserve">Sprint 2D.2 — populate &amp; consume</w:t>
+        <w:t xml:space="preserve">Sprint 2D.3 — graph owns executable</w:t>
+      </w:r>
+      <w:r>
+        <w:t xml:space="preserve"> </w:t>
+      </w:r>
+      <w:r>
+        <w:rPr>
+          <w:bCs/>
+          <w:b/>
+        </w:rPr>
+        <w:t xml:space="preserve">actions</w:t>
+      </w:r>
+      <w:r>
+        <w:t xml:space="preserve"> </w:t>
+      </w:r>
+      <w:r>
+        <w:t xml:space="preserve">(</w:t>
+      </w:r>
+      <w:r>
+        <w:rPr>
+          <w:rStyle w:val="VerbatimChar"/>
+        </w:rPr>
+        <w:t xml:space="preserve">actions[]</w:t>
+      </w:r>
+      <w:r>
+        <w:t xml:space="preserve">:</w:t>
+      </w:r>
+      <w:r>
+        <w:t xml:space="preserve"> </w:t>
+      </w:r>
+      <w:r>
+        <w:rPr>
+          <w:rStyle w:val="VerbatimChar"/>
+        </w:rPr>
+        <w:t xml:space="preserve">action</w:t>
+      </w:r>
+      <w:r>
+        <w:t xml:space="preserve"> </w:t>
+      </w:r>
+      <w:r>
+        <w:t xml:space="preserve">/</w:t>
+      </w:r>
+      <w:r>
+        <w:t xml:space="preserve"> </w:t>
+      </w:r>
+      <w:r>
+        <w:rPr>
+          <w:rStyle w:val="VerbatimChar"/>
+        </w:rPr>
+        <w:t xml:space="preserve">target</w:t>
+      </w:r>
+      <w:r>
+        <w:t xml:space="preserve"> </w:t>
+      </w:r>
+      <w:r>
+        <w:t xml:space="preserve">/</w:t>
+      </w:r>
+      <w:r>
+        <w:t xml:space="preserve"> </w:t>
+      </w:r>
+      <w:r>
+        <w:rPr>
+          <w:rStyle w:val="VerbatimChar"/>
+        </w:rPr>
+        <w:t xml:space="preserve">value</w:t>
+      </w:r>
+      <w:r>
+        <w:t xml:space="preserve">).</w:t>
+      </w:r>
+      <w:r>
+        <w:t xml:space="preserve"> </w:t>
+      </w:r>
+      <w:r>
+        <w:t xml:space="preserve">(2D.2 — consume</w:t>
       </w:r>
       <w:r>
         <w:t xml:space="preserve"> </w:t>
@@ -4158,7 +4560,7 @@
         <w:t xml:space="preserve"> </w:t>
       </w:r>
       <w:r>
-        <w:t xml:space="preserve">(additive; no inference removed).</w:t>
+        <w:t xml:space="preserve">— is implemented and in review as PR #273.)</w:t>
       </w:r>
     </w:p>
     <w:bookmarkEnd w:id="27"/>

--- a/docs/EXECUTION_GRAPH_CONTRACT.docx
+++ b/docs/EXECUTION_GRAPH_CONTRACT.docx
@@ -991,7 +991,7 @@
         <w:rPr>
           <w:rStyle w:val="CommentTok"/>
         </w:rPr>
-        <w:t xml:space="preserve">// ── 5. ACTIONS  (added in 2D.3) ─────────────  immutable, "the executable steps"</w:t>
+        <w:t xml:space="preserve">// ── 5. ACTIONS  (landed in 2D.3) ────────────  immutable, "the executable steps"</w:t>
       </w:r>
       <w:r>
         <w:br/>
@@ -1009,7 +1009,28 @@
         <w:rPr>
           <w:rStyle w:val="NormalTok"/>
         </w:rPr>
-        <w:t xml:space="preserve">    stepId</w:t>
+        <w:t xml:space="preserve">    id                        </w:t>
+      </w:r>
+      <w:r>
+        <w:rPr>
+          <w:rStyle w:val="CommentTok"/>
+        </w:rPr>
+        <w:t xml:space="preserve">// stable identity for this step within the node</w:t>
+      </w:r>
+      <w:r>
+        <w:br/>
+      </w:r>
+      <w:r>
+        <w:rPr>
+          <w:rStyle w:val="NormalTok"/>
+        </w:rPr>
+        <w:t xml:space="preserve">    order                     </w:t>
+      </w:r>
+      <w:r>
+        <w:rPr>
+          <w:rStyle w:val="CommentTok"/>
+        </w:rPr>
+        <w:t xml:space="preserve">// 0-based execution order (array is authoritative)</w:t>
       </w:r>
       <w:r>
         <w:br/>
@@ -1024,7 +1045,7 @@
         <w:rPr>
           <w:rStyle w:val="CommentTok"/>
         </w:rPr>
-        <w:t xml:space="preserve">// navigate | fill | click | select | check | upload | wait | verify</w:t>
+        <w:t xml:space="preserve">// navigate | fill | click | check | uncheck | select | upload | verify</w:t>
       </w:r>
       <w:r>
         <w:br/>
@@ -1048,13 +1069,52 @@
         <w:rPr>
           <w:rStyle w:val="NormalTok"/>
         </w:rPr>
-        <w:t xml:space="preserve">    value                     </w:t>
+        <w:t xml:space="preserve">    value</w:t>
+      </w:r>
+      <w:r>
+        <w:rPr>
+          <w:rStyle w:val="OperatorTok"/>
+        </w:rPr>
+        <w:t xml:space="preserve">?</w:t>
+      </w:r>
+      <w:r>
+        <w:rPr>
+          <w:rStyle w:val="NormalTok"/>
+        </w:rPr>
+        <w:t xml:space="preserve">                    </w:t>
       </w:r>
       <w:r>
         <w:rPr>
           <w:rStyle w:val="CommentTok"/>
         </w:rPr>
         <w:t xml:space="preserve">// literal, or @dataset.* reference resolved from execution</w:t>
+      </w:r>
+      <w:r>
+        <w:br/>
+      </w:r>
+      <w:r>
+        <w:rPr>
+          <w:rStyle w:val="NormalTok"/>
+        </w:rPr>
+        <w:t xml:space="preserve">    optional</w:t>
+      </w:r>
+      <w:r>
+        <w:rPr>
+          <w:rStyle w:val="OperatorTok"/>
+        </w:rPr>
+        <w:t xml:space="preserve">?</w:t>
+      </w:r>
+      <w:r>
+        <w:rPr>
+          <w:rStyle w:val="NormalTok"/>
+        </w:rPr>
+        <w:t xml:space="preserve">                 </w:t>
+      </w:r>
+      <w:r>
+        <w:rPr>
+          <w:rStyle w:val="CommentTok"/>
+        </w:rPr>
+        <w:t xml:space="preserve">// step may be skipped when its target is absent</w:t>
       </w:r>
       <w:r>
         <w:br/>
@@ -3513,16 +3573,46 @@
         <w:rPr>
           <w:rStyle w:val="VerbatimChar"/>
         </w:rPr>
-        <w:t xml:space="preserve">'1.0.0'</w:t>
-      </w:r>
-      <w:r>
-        <w:t xml:space="preserve">) is the contract version. Bump it when the shape</w:t>
-      </w:r>
-      <w:r>
-        <w:t xml:space="preserve"> </w:t>
-      </w:r>
-      <w:r>
-        <w:t xml:space="preserve">changes:</w:t>
+        <w:t xml:space="preserve">'1.1.0'</w:t>
+      </w:r>
+      <w:r>
+        <w:t xml:space="preserve"> </w:t>
+      </w:r>
+      <w:r>
+        <w:t xml:space="preserve">— bumped from</w:t>
+      </w:r>
+      <w:r>
+        <w:t xml:space="preserve"> </w:t>
+      </w:r>
+      <w:r>
+        <w:rPr>
+          <w:rStyle w:val="VerbatimChar"/>
+        </w:rPr>
+        <w:t xml:space="preserve">1.0.0</w:t>
+      </w:r>
+      <w:r>
+        <w:t xml:space="preserve"> </w:t>
+      </w:r>
+      <w:r>
+        <w:t xml:space="preserve">when 2D.3 populated</w:t>
+      </w:r>
+      <w:r>
+        <w:t xml:space="preserve"> </w:t>
+      </w:r>
+      <w:r>
+        <w:rPr>
+          <w:rStyle w:val="VerbatimChar"/>
+        </w:rPr>
+        <w:t xml:space="preserve">actions</w:t>
+      </w:r>
+      <w:r>
+        <w:t xml:space="preserve">) is</w:t>
+      </w:r>
+      <w:r>
+        <w:t xml:space="preserve"> </w:t>
+      </w:r>
+      <w:r>
+        <w:t xml:space="preserve">the contract version. Bump it when the shape changes:</w:t>
       </w:r>
     </w:p>
     <w:p>
@@ -4012,31 +4102,64 @@
               <w:jc w:val="center"/>
             </w:pPr>
             <w:r>
-              <w:t xml:space="preserve">🔲 reserved</w:t>
-            </w:r>
-          </w:p>
-        </w:tc>
-        <w:tc>
-          <w:tcPr/>
-          <w:p>
-            <w:pPr>
-              <w:pStyle w:val="Compact"/>
-              <w:jc w:val="left"/>
-            </w:pPr>
-            <w:r>
-              <w:t xml:space="preserve">builder (2D.3)</w:t>
-            </w:r>
-          </w:p>
-        </w:tc>
-        <w:tc>
-          <w:tcPr/>
-          <w:p>
-            <w:pPr>
-              <w:pStyle w:val="Compact"/>
-              <w:jc w:val="left"/>
-            </w:pPr>
-            <w:r>
-              <w:t xml:space="preserve">Script Gen (2D.3)</w:t>
+              <w:t xml:space="preserve">✅ (optional)</w:t>
+            </w:r>
+          </w:p>
+        </w:tc>
+        <w:tc>
+          <w:tcPr/>
+          <w:p>
+            <w:pPr>
+              <w:pStyle w:val="Compact"/>
+              <w:jc w:val="left"/>
+            </w:pPr>
+            <w:r>
+              <w:t xml:space="preserve">builder ← KB (</w:t>
+            </w:r>
+            <w:r>
+              <w:rPr>
+                <w:rStyle w:val="VerbatimChar"/>
+              </w:rPr>
+              <w:t xml:space="preserve">getScenarioActionTemplate</w:t>
+            </w:r>
+            <w:r>
+              <w:t xml:space="preserve">)</w:t>
+            </w:r>
+          </w:p>
+        </w:tc>
+        <w:tc>
+          <w:tcPr/>
+          <w:p>
+            <w:pPr>
+              <w:pStyle w:val="Compact"/>
+              <w:jc w:val="left"/>
+            </w:pPr>
+            <w:r>
+              <w:t xml:space="preserve">Script Gen (</w:t>
+            </w:r>
+            <w:r>
+              <w:rPr>
+                <w:rStyle w:val="VerbatimChar"/>
+              </w:rPr>
+              <w:t xml:space="preserve">generateFromTestCase</w:t>
+            </w:r>
+            <w:r>
+              <w:t xml:space="preserve"> </w:t>
+            </w:r>
+            <w:r>
+              <w:t xml:space="preserve">+</w:t>
+            </w:r>
+            <w:r>
+              <w:t xml:space="preserve"> </w:t>
+            </w:r>
+            <w:r>
+              <w:rPr>
+                <w:rStyle w:val="VerbatimChar"/>
+              </w:rPr>
+              <w:t xml:space="preserve">generateFromTestCases</w:t>
+            </w:r>
+            <w:r>
+              <w:t xml:space="preserve">)</w:t>
             </w:r>
           </w:p>
         </w:tc>
@@ -4472,7 +4595,7 @@
         <w:t xml:space="preserve"> </w:t>
       </w:r>
       <w:r>
-        <w:t xml:space="preserve">Sprint 2D.3 — graph owns executable</w:t>
+        <w:t xml:space="preserve">Sprint 2D.4 — graph owns executable</w:t>
       </w:r>
       <w:r>
         <w:t xml:space="preserve"> </w:t>
@@ -4482,7 +4605,7 @@
           <w:bCs/>
           <w:b/>
         </w:rPr>
-        <w:t xml:space="preserve">actions</w:t>
+        <w:t xml:space="preserve">assertions</w:t>
       </w:r>
       <w:r>
         <w:t xml:space="preserve"> </w:t>
@@ -4494,58 +4617,70 @@
         <w:rPr>
           <w:rStyle w:val="VerbatimChar"/>
         </w:rPr>
+        <w:t xml:space="preserve">assertions[]</w:t>
+      </w:r>
+      <w:r>
+        <w:t xml:space="preserve">:</w:t>
+      </w:r>
+      <w:r>
+        <w:t xml:space="preserve"> </w:t>
+      </w:r>
+      <w:r>
+        <w:rPr>
+          <w:rStyle w:val="VerbatimChar"/>
+        </w:rPr>
+        <w:t xml:space="preserve">type</w:t>
+      </w:r>
+      <w:r>
+        <w:t xml:space="preserve"> </w:t>
+      </w:r>
+      <w:r>
+        <w:t xml:space="preserve">/</w:t>
+      </w:r>
+      <w:r>
+        <w:t xml:space="preserve"> </w:t>
+      </w:r>
+      <w:r>
+        <w:rPr>
+          <w:rStyle w:val="VerbatimChar"/>
+        </w:rPr>
+        <w:t xml:space="preserve">target</w:t>
+      </w:r>
+      <w:r>
+        <w:t xml:space="preserve"> </w:t>
+      </w:r>
+      <w:r>
+        <w:t xml:space="preserve">/</w:t>
+      </w:r>
+      <w:r>
+        <w:t xml:space="preserve"> </w:t>
+      </w:r>
+      <w:r>
+        <w:rPr>
+          <w:rStyle w:val="VerbatimChar"/>
+        </w:rPr>
+        <w:t xml:space="preserve">expected</w:t>
+      </w:r>
+      <w:r>
+        <w:t xml:space="preserve">). (2D.3 — graph owns executable</w:t>
+      </w:r>
+      <w:r>
+        <w:t xml:space="preserve"> </w:t>
+      </w:r>
+      <w:r>
+        <w:rPr>
+          <w:rStyle w:val="VerbatimChar"/>
+        </w:rPr>
         <w:t xml:space="preserve">actions[]</w:t>
       </w:r>
       <w:r>
-        <w:t xml:space="preserve">:</w:t>
-      </w:r>
-      <w:r>
-        <w:t xml:space="preserve"> </w:t>
-      </w:r>
-      <w:r>
-        <w:rPr>
-          <w:rStyle w:val="VerbatimChar"/>
-        </w:rPr>
-        <w:t xml:space="preserve">action</w:t>
-      </w:r>
-      <w:r>
-        <w:t xml:space="preserve"> </w:t>
-      </w:r>
-      <w:r>
-        <w:t xml:space="preserve">/</w:t>
-      </w:r>
-      <w:r>
-        <w:t xml:space="preserve"> </w:t>
-      </w:r>
-      <w:r>
-        <w:rPr>
-          <w:rStyle w:val="VerbatimChar"/>
-        </w:rPr>
-        <w:t xml:space="preserve">target</w:t>
-      </w:r>
-      <w:r>
-        <w:t xml:space="preserve"> </w:t>
-      </w:r>
-      <w:r>
-        <w:t xml:space="preserve">/</w:t>
-      </w:r>
-      <w:r>
-        <w:t xml:space="preserve"> </w:t>
-      </w:r>
-      <w:r>
-        <w:rPr>
-          <w:rStyle w:val="VerbatimChar"/>
-        </w:rPr>
-        <w:t xml:space="preserve">value</w:t>
-      </w:r>
-      <w:r>
-        <w:t xml:space="preserve">).</w:t>
-      </w:r>
-      <w:r>
-        <w:t xml:space="preserve"> </w:t>
-      </w:r>
-      <w:r>
-        <w:t xml:space="preserve">(2D.2 — consume</w:t>
+        <w:t xml:space="preserve">, consumed by Script Gen — is implemented and in</w:t>
+      </w:r>
+      <w:r>
+        <w:t xml:space="preserve"> </w:t>
+      </w:r>
+      <w:r>
+        <w:t xml:space="preserve">review as PR #274; 2D.2 — consume</w:t>
       </w:r>
       <w:r>
         <w:t xml:space="preserve"> </w:t>
@@ -4560,7 +4695,7 @@
         <w:t xml:space="preserve"> </w:t>
       </w:r>
       <w:r>
-        <w:t xml:space="preserve">— is implemented and in review as PR #273.)</w:t>
+        <w:t xml:space="preserve">— merged as PR #273.)</w:t>
       </w:r>
     </w:p>
     <w:bookmarkEnd w:id="27"/>

--- a/docs/EXECUTION_GRAPH_CONTRACT.docx
+++ b/docs/EXECUTION_GRAPH_CONTRACT.docx
@@ -1045,7 +1045,22 @@
         <w:rPr>
           <w:rStyle w:val="CommentTok"/>
         </w:rPr>
-        <w:t xml:space="preserve">// navigate | fill | click | check | uncheck | select | upload | verify</w:t>
+        <w:t xml:space="preserve">// navigate | fill | click | check | uncheck | select | upload</w:t>
+      </w:r>
+      <w:r>
+        <w:br/>
+      </w:r>
+      <w:r>
+        <w:rPr>
+          <w:rStyle w:val="NormalTok"/>
+        </w:rPr>
+        <w:t xml:space="preserve">                              </w:t>
+      </w:r>
+      <w:r>
+        <w:rPr>
+          <w:rStyle w:val="CommentTok"/>
+        </w:rPr>
+        <w:t xml:space="preserve">//   (STATE-CHANGING verbs ONLY — no `verify`; assertions are §6)</w:t>
       </w:r>
       <w:r>
         <w:br/>
@@ -1060,7 +1075,52 @@
         <w:rPr>
           <w:rStyle w:val="CommentTok"/>
         </w:rPr>
-        <w:t xml:space="preserve">// stable element identity (semantic key), NOT a raw locator</w:t>
+        <w:t xml:space="preserve">// CANONICAL element identity (app-neutral semantic key, e.g.</w:t>
+      </w:r>
+      <w:r>
+        <w:br/>
+      </w:r>
+      <w:r>
+        <w:rPr>
+          <w:rStyle w:val="NormalTok"/>
+        </w:rPr>
+        <w:t xml:space="preserve">                              </w:t>
+      </w:r>
+      <w:r>
+        <w:rPr>
+          <w:rStyle w:val="CommentTok"/>
+        </w:rPr>
+        <w:t xml:space="preserve">//   `username` — NOT `email_input` and NOT a raw locator). The</w:t>
+      </w:r>
+      <w:r>
+        <w:br/>
+      </w:r>
+      <w:r>
+        <w:rPr>
+          <w:rStyle w:val="NormalTok"/>
+        </w:rPr>
+        <w:t xml:space="preserve">                              </w:t>
+      </w:r>
+      <w:r>
+        <w:rPr>
+          <w:rStyle w:val="CommentTok"/>
+        </w:rPr>
+        <w:t xml:space="preserve">//   Builder copies this VERBATIM; the Execution Resolver in</w:t>
+      </w:r>
+      <w:r>
+        <w:br/>
+      </w:r>
+      <w:r>
+        <w:rPr>
+          <w:rStyle w:val="NormalTok"/>
+        </w:rPr>
+        <w:t xml:space="preserve">                              </w:t>
+      </w:r>
+      <w:r>
+        <w:rPr>
+          <w:rStyle w:val="CommentTok"/>
+        </w:rPr>
+        <w:t xml:space="preserve">//   Script Gen grounds it to a locator at emit time.</w:t>
       </w:r>
       <w:r>
         <w:br/>
@@ -3344,19 +3404,235 @@
           <w:bCs/>
           <w:b/>
         </w:rPr>
-        <w:t xml:space="preserve">is a semantic element identity, never a raw locator string.</w:t>
-      </w:r>
-      <w:r>
-        <w:t xml:space="preserve"> </w:t>
-      </w:r>
-      <w:r>
-        <w:t xml:space="preserve">Locator resolution is Script</w:t>
-      </w:r>
-      <w:r>
-        <w:t xml:space="preserve"> </w:t>
-      </w:r>
-      <w:r>
-        <w:t xml:space="preserve">Gen’s job at emit time; the graph stays framework-neutral.</w:t>
+        <w:t xml:space="preserve">is a CANONICAL, application-neutral semantic identity — never app vocabulary and never a raw</w:t>
+      </w:r>
+      <w:r>
+        <w:rPr>
+          <w:bCs/>
+          <w:b/>
+        </w:rPr>
+        <w:t xml:space="preserve"> </w:t>
+      </w:r>
+      <w:r>
+        <w:rPr>
+          <w:bCs/>
+          <w:b/>
+        </w:rPr>
+        <w:t xml:space="preserve">locator.</w:t>
+      </w:r>
+      <w:r>
+        <w:t xml:space="preserve"> </w:t>
+      </w:r>
+      <w:r>
+        <w:t xml:space="preserve">The KB authors canonical targets (</w:t>
+      </w:r>
+      <w:r>
+        <w:rPr>
+          <w:rStyle w:val="VerbatimChar"/>
+        </w:rPr>
+        <w:t xml:space="preserve">username</w:t>
+      </w:r>
+      <w:r>
+        <w:t xml:space="preserve">), the Builder copies them VERBATIM (it does NOT</w:t>
+      </w:r>
+      <w:r>
+        <w:t xml:space="preserve"> </w:t>
+      </w:r>
+      <w:r>
+        <w:t xml:space="preserve">translate</w:t>
+      </w:r>
+      <w:r>
+        <w:t xml:space="preserve"> </w:t>
+      </w:r>
+      <w:r>
+        <w:rPr>
+          <w:rStyle w:val="VerbatimChar"/>
+        </w:rPr>
+        <w:t xml:space="preserve">username</w:t>
+      </w:r>
+      <w:r>
+        <w:t xml:space="preserve"> </w:t>
+      </w:r>
+      <w:r>
+        <w:t xml:space="preserve">→</w:t>
+      </w:r>
+      <w:r>
+        <w:t xml:space="preserve"> </w:t>
+      </w:r>
+      <w:r>
+        <w:rPr>
+          <w:rStyle w:val="VerbatimChar"/>
+        </w:rPr>
+        <w:t xml:space="preserve">email_input</w:t>
+      </w:r>
+      <w:r>
+        <w:t xml:space="preserve">), and the</w:t>
+      </w:r>
+      <w:r>
+        <w:t xml:space="preserve"> </w:t>
+      </w:r>
+      <w:r>
+        <w:rPr>
+          <w:bCs/>
+          <w:b/>
+        </w:rPr>
+        <w:t xml:space="preserve">Execution Resolver</w:t>
+      </w:r>
+      <w:r>
+        <w:t xml:space="preserve"> </w:t>
+      </w:r>
+      <w:r>
+        <w:t xml:space="preserve">in Script Gen grounds canonical →</w:t>
+      </w:r>
+      <w:r>
+        <w:t xml:space="preserve"> </w:t>
+      </w:r>
+      <w:r>
+        <w:t xml:space="preserve">app selector → Playwright locator at emit time. This keeps the graph framework- and app-neutral: if the</w:t>
+      </w:r>
+      <w:r>
+        <w:t xml:space="preserve"> </w:t>
+      </w:r>
+      <w:r>
+        <w:t xml:space="preserve">app renames a field, only the resolver changes — the graph never regenerates.</w:t>
+      </w:r>
+    </w:p>
+    <w:p>
+      <w:pPr>
+        <w:numPr>
+          <w:ilvl w:val="0"/>
+          <w:numId w:val="1002"/>
+        </w:numPr>
+        <w:pStyle w:val="Compact"/>
+      </w:pPr>
+      <w:r>
+        <w:rPr>
+          <w:bCs/>
+          <w:b/>
+        </w:rPr>
+        <w:t xml:space="preserve">Actions are STATE-CHANGING verbs ONLY</w:t>
+      </w:r>
+      <w:r>
+        <w:t xml:space="preserve"> </w:t>
+      </w:r>
+      <w:r>
+        <w:t xml:space="preserve">(</w:t>
+      </w:r>
+      <w:r>
+        <w:rPr>
+          <w:rStyle w:val="VerbatimChar"/>
+        </w:rPr>
+        <w:t xml:space="preserve">navigate</w:t>
+      </w:r>
+      <w:r>
+        <w:t xml:space="preserve">/</w:t>
+      </w:r>
+      <w:r>
+        <w:rPr>
+          <w:rStyle w:val="VerbatimChar"/>
+        </w:rPr>
+        <w:t xml:space="preserve">fill</w:t>
+      </w:r>
+      <w:r>
+        <w:t xml:space="preserve">/</w:t>
+      </w:r>
+      <w:r>
+        <w:rPr>
+          <w:rStyle w:val="VerbatimChar"/>
+        </w:rPr>
+        <w:t xml:space="preserve">click</w:t>
+      </w:r>
+      <w:r>
+        <w:t xml:space="preserve">/</w:t>
+      </w:r>
+      <w:r>
+        <w:rPr>
+          <w:rStyle w:val="VerbatimChar"/>
+        </w:rPr>
+        <w:t xml:space="preserve">check</w:t>
+      </w:r>
+      <w:r>
+        <w:t xml:space="preserve">/</w:t>
+      </w:r>
+      <w:r>
+        <w:rPr>
+          <w:rStyle w:val="VerbatimChar"/>
+        </w:rPr>
+        <w:t xml:space="preserve">uncheck</w:t>
+      </w:r>
+      <w:r>
+        <w:t xml:space="preserve">/</w:t>
+      </w:r>
+      <w:r>
+        <w:rPr>
+          <w:rStyle w:val="VerbatimChar"/>
+        </w:rPr>
+        <w:t xml:space="preserve">select</w:t>
+      </w:r>
+      <w:r>
+        <w:t xml:space="preserve">/</w:t>
+      </w:r>
+      <w:r>
+        <w:rPr>
+          <w:rStyle w:val="VerbatimChar"/>
+        </w:rPr>
+        <w:t xml:space="preserve">upload</w:t>
+      </w:r>
+      <w:r>
+        <w:t xml:space="preserve">).</w:t>
+      </w:r>
+      <w:r>
+        <w:t xml:space="preserve"> </w:t>
+      </w:r>
+      <w:r>
+        <w:t xml:space="preserve">There is deliberately no</w:t>
+      </w:r>
+      <w:r>
+        <w:t xml:space="preserve"> </w:t>
+      </w:r>
+      <w:r>
+        <w:rPr>
+          <w:rStyle w:val="VerbatimChar"/>
+        </w:rPr>
+        <w:t xml:space="preserve">verify</w:t>
+      </w:r>
+      <w:r>
+        <w:t xml:space="preserve"> </w:t>
+      </w:r>
+      <w:r>
+        <w:t xml:space="preserve">action — a scenario’s expected outcomes are Assertions (§6), a separate</w:t>
+      </w:r>
+      <w:r>
+        <w:t xml:space="preserve"> </w:t>
+      </w:r>
+      <w:r>
+        <w:t xml:space="preserve">concern. Actions</w:t>
+      </w:r>
+      <w:r>
+        <w:t xml:space="preserve"> </w:t>
+      </w:r>
+      <w:r>
+        <w:rPr>
+          <w:iCs/>
+          <w:i/>
+        </w:rPr>
+        <w:t xml:space="preserve">do</w:t>
+      </w:r>
+      <w:r>
+        <w:t xml:space="preserve">; assertions</w:t>
+      </w:r>
+      <w:r>
+        <w:t xml:space="preserve"> </w:t>
+      </w:r>
+      <w:r>
+        <w:rPr>
+          <w:iCs/>
+          <w:i/>
+        </w:rPr>
+        <w:t xml:space="preserve">check</w:t>
+      </w:r>
+      <w:r>
+        <w:t xml:space="preserve">. Mixing them was explicitly rejected.</w:t>
       </w:r>
     </w:p>
     <w:p>

--- a/docs/EXECUTION_GRAPH_CONTRACT.docx
+++ b/docs/EXECUTION_GRAPH_CONTRACT.docx
@@ -1015,7 +1015,37 @@
         <w:rPr>
           <w:rStyle w:val="CommentTok"/>
         </w:rPr>
-        <w:t xml:space="preserve">// STABLE SEMANTIC identity — `&lt;scenarioId&gt;.&lt;action&gt;.&lt;target&gt;`</w:t>
+        <w:t xml:space="preserve">// stable identity for this step within the node</w:t>
+      </w:r>
+      <w:r>
+        <w:br/>
+      </w:r>
+      <w:r>
+        <w:rPr>
+          <w:rStyle w:val="NormalTok"/>
+        </w:rPr>
+        <w:t xml:space="preserve">    order                     </w:t>
+      </w:r>
+      <w:r>
+        <w:rPr>
+          <w:rStyle w:val="CommentTok"/>
+        </w:rPr>
+        <w:t xml:space="preserve">// 0-based execution order (array is authoritative)</w:t>
+      </w:r>
+      <w:r>
+        <w:br/>
+      </w:r>
+      <w:r>
+        <w:rPr>
+          <w:rStyle w:val="NormalTok"/>
+        </w:rPr>
+        <w:t xml:space="preserve">    action                    </w:t>
+      </w:r>
+      <w:r>
+        <w:rPr>
+          <w:rStyle w:val="CommentTok"/>
+        </w:rPr>
+        <w:t xml:space="preserve">// navigate | fill | click | check | uncheck | select | upload</w:t>
       </w:r>
       <w:r>
         <w:br/>
@@ -1030,7 +1060,22 @@
         <w:rPr>
           <w:rStyle w:val="CommentTok"/>
         </w:rPr>
-        <w:t xml:space="preserve">//   (e.g. `auth-pos-valid.click.login_button`). DERIVED FROM</w:t>
+        <w:t xml:space="preserve">//   (STATE-CHANGING verbs ONLY — no `verify`; assertions are §6)</w:t>
+      </w:r>
+      <w:r>
+        <w:br/>
+      </w:r>
+      <w:r>
+        <w:rPr>
+          <w:rStyle w:val="NormalTok"/>
+        </w:rPr>
+        <w:t xml:space="preserve">    target                    </w:t>
+      </w:r>
+      <w:r>
+        <w:rPr>
+          <w:rStyle w:val="CommentTok"/>
+        </w:rPr>
+        <w:t xml:space="preserve">// CANONICAL element identity (app-neutral semantic key, e.g.</w:t>
       </w:r>
       <w:r>
         <w:br/>
@@ -1045,7 +1090,7 @@
         <w:rPr>
           <w:rStyle w:val="CommentTok"/>
         </w:rPr>
-        <w:t xml:space="preserve">//   MEANING, never from array position — so diffs / healing /</w:t>
+        <w:t xml:space="preserve">//   `username` — NOT `email_input` and NOT a raw locator). The</w:t>
       </w:r>
       <w:r>
         <w:br/>
@@ -1060,7 +1105,7 @@
         <w:rPr>
           <w:rStyle w:val="CommentTok"/>
         </w:rPr>
-        <w:t xml:space="preserve">//   replay / analytics can reference a step durably even when</w:t>
+        <w:t xml:space="preserve">//   Builder copies this VERBATIM; the Execution Resolver in</w:t>
       </w:r>
       <w:r>
         <w:br/>
@@ -1075,7 +1120,154 @@
         <w:rPr>
           <w:rStyle w:val="CommentTok"/>
         </w:rPr>
-        <w:t xml:space="preserve">//   `order` changes, and an assertion's `afterAction` points at</w:t>
+        <w:t xml:space="preserve">//   Script Gen grounds it to a locator at emit time.</w:t>
+      </w:r>
+      <w:r>
+        <w:br/>
+      </w:r>
+      <w:r>
+        <w:rPr>
+          <w:rStyle w:val="NormalTok"/>
+        </w:rPr>
+        <w:t xml:space="preserve">    value</w:t>
+      </w:r>
+      <w:r>
+        <w:rPr>
+          <w:rStyle w:val="OperatorTok"/>
+        </w:rPr>
+        <w:t xml:space="preserve">?</w:t>
+      </w:r>
+      <w:r>
+        <w:rPr>
+          <w:rStyle w:val="NormalTok"/>
+        </w:rPr>
+        <w:t xml:space="preserve">                    </w:t>
+      </w:r>
+      <w:r>
+        <w:rPr>
+          <w:rStyle w:val="CommentTok"/>
+        </w:rPr>
+        <w:t xml:space="preserve">// literal, or @dataset.* reference resolved from execution</w:t>
+      </w:r>
+      <w:r>
+        <w:br/>
+      </w:r>
+      <w:r>
+        <w:rPr>
+          <w:rStyle w:val="NormalTok"/>
+        </w:rPr>
+        <w:t xml:space="preserve">    optional</w:t>
+      </w:r>
+      <w:r>
+        <w:rPr>
+          <w:rStyle w:val="OperatorTok"/>
+        </w:rPr>
+        <w:t xml:space="preserve">?</w:t>
+      </w:r>
+      <w:r>
+        <w:rPr>
+          <w:rStyle w:val="NormalTok"/>
+        </w:rPr>
+        <w:t xml:space="preserve">                 </w:t>
+      </w:r>
+      <w:r>
+        <w:rPr>
+          <w:rStyle w:val="CommentTok"/>
+        </w:rPr>
+        <w:t xml:space="preserve">// step may be skipped when its target is absent</w:t>
+      </w:r>
+      <w:r>
+        <w:br/>
+      </w:r>
+      <w:r>
+        <w:rPr>
+          <w:rStyle w:val="NormalTok"/>
+        </w:rPr>
+        <w:t xml:space="preserve">  }</w:t>
+      </w:r>
+      <w:r>
+        <w:br/>
+      </w:r>
+      <w:r>
+        <w:br/>
+      </w:r>
+      <w:r>
+        <w:rPr>
+          <w:rStyle w:val="NormalTok"/>
+        </w:rPr>
+        <w:t xml:space="preserve">  </w:t>
+      </w:r>
+      <w:r>
+        <w:rPr>
+          <w:rStyle w:val="CommentTok"/>
+        </w:rPr>
+        <w:t xml:space="preserve">// ── 6. ASSERTIONS  (landed in 2D.4) ─────────  immutable, "the executable expected outcomes"</w:t>
+      </w:r>
+      <w:r>
+        <w:br/>
+      </w:r>
+      <w:r>
+        <w:rPr>
+          <w:rStyle w:val="NormalTok"/>
+        </w:rPr>
+        <w:t xml:space="preserve">  assertions[] {</w:t>
+      </w:r>
+      <w:r>
+        <w:br/>
+      </w:r>
+      <w:r>
+        <w:rPr>
+          <w:rStyle w:val="NormalTok"/>
+        </w:rPr>
+        <w:t xml:space="preserve">    id                        </w:t>
+      </w:r>
+      <w:r>
+        <w:rPr>
+          <w:rStyle w:val="CommentTok"/>
+        </w:rPr>
+        <w:t xml:space="preserve">// stable identity for this check within the node</w:t>
+      </w:r>
+      <w:r>
+        <w:br/>
+      </w:r>
+      <w:r>
+        <w:rPr>
+          <w:rStyle w:val="NormalTok"/>
+        </w:rPr>
+        <w:t xml:space="preserve">    order                     </w:t>
+      </w:r>
+      <w:r>
+        <w:rPr>
+          <w:rStyle w:val="CommentTok"/>
+        </w:rPr>
+        <w:t xml:space="preserve">// 0-based verification order (array is authoritative)</w:t>
+      </w:r>
+      <w:r>
+        <w:br/>
+      </w:r>
+      <w:r>
+        <w:rPr>
+          <w:rStyle w:val="NormalTok"/>
+        </w:rPr>
+        <w:t xml:space="preserve">    </w:t>
+      </w:r>
+      <w:r>
+        <w:rPr>
+          <w:rStyle w:val="KeywordTok"/>
+        </w:rPr>
+        <w:t xml:space="preserve">type</w:t>
+      </w:r>
+      <w:r>
+        <w:rPr>
+          <w:rStyle w:val="NormalTok"/>
+        </w:rPr>
+        <w:t xml:space="preserve">                      </w:t>
+      </w:r>
+      <w:r>
+        <w:rPr>
+          <w:rStyle w:val="CommentTok"/>
+        </w:rPr>
+        <w:t xml:space="preserve">// FROZEN grammar (11): url | visible | hidden | enabled | disabled</w:t>
       </w:r>
       <w:r>
         <w:br/>
@@ -1090,7 +1282,7 @@
         <w:rPr>
           <w:rStyle w:val="CommentTok"/>
         </w:rPr>
-        <w:t xml:space="preserve">//   exactly this value. Collisions within a node get a</w:t>
+        <w:t xml:space="preserve">//   | checked | unchecked | text | value | count | attribute</w:t>
       </w:r>
       <w:r>
         <w:br/>
@@ -1105,7 +1297,34 @@
         <w:rPr>
           <w:rStyle w:val="CommentTok"/>
         </w:rPr>
-        <w:t xml:space="preserve">//   deterministic `#2`/`#3` suffix. ONE identity per step — no</w:t>
+        <w:t xml:space="preserve">//   (success/failure/login/logout are SCENARIOS, never assertion types)</w:t>
+      </w:r>
+      <w:r>
+        <w:br/>
+      </w:r>
+      <w:r>
+        <w:rPr>
+          <w:rStyle w:val="NormalTok"/>
+        </w:rPr>
+        <w:t xml:space="preserve">    target</w:t>
+      </w:r>
+      <w:r>
+        <w:rPr>
+          <w:rStyle w:val="OperatorTok"/>
+        </w:rPr>
+        <w:t xml:space="preserve">?</w:t>
+      </w:r>
+      <w:r>
+        <w:rPr>
+          <w:rStyle w:val="NormalTok"/>
+        </w:rPr>
+        <w:t xml:space="preserve">                   </w:t>
+      </w:r>
+      <w:r>
+        <w:rPr>
+          <w:rStyle w:val="CommentTok"/>
+        </w:rPr>
+        <w:t xml:space="preserve">// CANONICAL element identity (app-neutral semantic key, e.g.</w:t>
       </w:r>
       <w:r>
         <w:br/>
@@ -1120,22 +1339,49 @@
         <w:rPr>
           <w:rStyle w:val="CommentTok"/>
         </w:rPr>
-        <w:t xml:space="preserve">//   separate slug/derived key.</w:t>
-      </w:r>
-      <w:r>
-        <w:br/>
-      </w:r>
-      <w:r>
-        <w:rPr>
-          <w:rStyle w:val="NormalTok"/>
-        </w:rPr>
-        <w:t xml:space="preserve">    order                     </w:t>
+        <w:t xml:space="preserve">//   `login_error` — NOT a raw locator). Absent for page-level</w:t>
+      </w:r>
+      <w:r>
+        <w:br/>
+      </w:r>
+      <w:r>
+        <w:rPr>
+          <w:rStyle w:val="NormalTok"/>
+        </w:rPr>
+        <w:t xml:space="preserve">                              </w:t>
       </w:r>
       <w:r>
         <w:rPr>
           <w:rStyle w:val="CommentTok"/>
         </w:rPr>
-        <w:t xml:space="preserve">// 0-based execution order (array is authoritative for SEQUENCE</w:t>
+        <w:t xml:space="preserve">//   checks (`url`). The Execution Resolver grounds it at emit time.</w:t>
+      </w:r>
+      <w:r>
+        <w:br/>
+      </w:r>
+      <w:r>
+        <w:rPr>
+          <w:rStyle w:val="NormalTok"/>
+        </w:rPr>
+        <w:t xml:space="preserve">    expected</w:t>
+      </w:r>
+      <w:r>
+        <w:rPr>
+          <w:rStyle w:val="OperatorTok"/>
+        </w:rPr>
+        <w:t xml:space="preserve">?</w:t>
+      </w:r>
+      <w:r>
+        <w:rPr>
+          <w:rStyle w:val="NormalTok"/>
+        </w:rPr>
+        <w:t xml:space="preserve">                 </w:t>
+      </w:r>
+      <w:r>
+        <w:rPr>
+          <w:rStyle w:val="CommentTok"/>
+        </w:rPr>
+        <w:t xml:space="preserve">// the EXPECTED literal (`type=password`, `6`) OR a symbolic reference</w:t>
       </w:r>
       <w:r>
         <w:br/>
@@ -1150,22 +1396,22 @@
         <w:rPr>
           <w:rStyle w:val="CommentTok"/>
         </w:rPr>
-        <w:t xml:space="preserve">//   only — identity lives in `id`, NOT here)</w:t>
-      </w:r>
-      <w:r>
-        <w:br/>
-      </w:r>
-      <w:r>
-        <w:rPr>
-          <w:rStyle w:val="NormalTok"/>
-        </w:rPr>
-        <w:t xml:space="preserve">    action                    </w:t>
+        <w:t xml:space="preserve">//   the resolver grounds: `@page.&lt;name&gt;` → a concrete URL/route, or</w:t>
+      </w:r>
+      <w:r>
+        <w:br/>
+      </w:r>
+      <w:r>
+        <w:rPr>
+          <w:rStyle w:val="NormalTok"/>
+        </w:rPr>
+        <w:t xml:space="preserve">                              </w:t>
       </w:r>
       <w:r>
         <w:rPr>
           <w:rStyle w:val="CommentTok"/>
         </w:rPr>
-        <w:t xml:space="preserve">// navigate | fill | click | check | uncheck | select | upload</w:t>
+        <w:t xml:space="preserve">//   `@messages.&lt;name&gt;` → concrete UI copy. Named `expected` (not</w:t>
       </w:r>
       <w:r>
         <w:br/>
@@ -1180,244 +1426,49 @@
         <w:rPr>
           <w:rStyle w:val="CommentTok"/>
         </w:rPr>
-        <w:t xml:space="preserve">//   (STATE-CHANGING verbs ONLY — no `verify`; assertions are §6)</w:t>
-      </w:r>
-      <w:r>
-        <w:br/>
-      </w:r>
-      <w:r>
-        <w:rPr>
-          <w:rStyle w:val="NormalTok"/>
-        </w:rPr>
-        <w:t xml:space="preserve">    target                    </w:t>
+        <w:t xml:space="preserve">//   `value`) because assertions compare actual-vs-expected; actions</w:t>
+      </w:r>
+      <w:r>
+        <w:br/>
+      </w:r>
+      <w:r>
+        <w:rPr>
+          <w:rStyle w:val="NormalTok"/>
+        </w:rPr>
+        <w:t xml:space="preserve">                              </w:t>
       </w:r>
       <w:r>
         <w:rPr>
           <w:rStyle w:val="CommentTok"/>
         </w:rPr>
-        <w:t xml:space="preserve">// CANONICAL element identity (app-neutral semantic key, e.g.</w:t>
-      </w:r>
-      <w:r>
-        <w:br/>
-      </w:r>
-      <w:r>
-        <w:rPr>
-          <w:rStyle w:val="NormalTok"/>
-        </w:rPr>
-        <w:t xml:space="preserve">                              </w:t>
+        <w:t xml:space="preserve">//   consume `value`, assertions verify `expected`.</w:t>
+      </w:r>
+      <w:r>
+        <w:br/>
+      </w:r>
+      <w:r>
+        <w:rPr>
+          <w:rStyle w:val="NormalTok"/>
+        </w:rPr>
+        <w:t xml:space="preserve">    optional</w:t>
+      </w:r>
+      <w:r>
+        <w:rPr>
+          <w:rStyle w:val="OperatorTok"/>
+        </w:rPr>
+        <w:t xml:space="preserve">?</w:t>
+      </w:r>
+      <w:r>
+        <w:rPr>
+          <w:rStyle w:val="NormalTok"/>
+        </w:rPr>
+        <w:t xml:space="preserve">                 </w:t>
       </w:r>
       <w:r>
         <w:rPr>
           <w:rStyle w:val="CommentTok"/>
         </w:rPr>
-        <w:t xml:space="preserve">//   `username` — NOT `email_input` and NOT a raw locator). The</w:t>
-      </w:r>
-      <w:r>
-        <w:br/>
-      </w:r>
-      <w:r>
-        <w:rPr>
-          <w:rStyle w:val="NormalTok"/>
-        </w:rPr>
-        <w:t xml:space="preserve">                              </w:t>
-      </w:r>
-      <w:r>
-        <w:rPr>
-          <w:rStyle w:val="CommentTok"/>
-        </w:rPr>
-        <w:t xml:space="preserve">//   Builder copies this VERBATIM; the Execution Resolver in</w:t>
-      </w:r>
-      <w:r>
-        <w:br/>
-      </w:r>
-      <w:r>
-        <w:rPr>
-          <w:rStyle w:val="NormalTok"/>
-        </w:rPr>
-        <w:t xml:space="preserve">                              </w:t>
-      </w:r>
-      <w:r>
-        <w:rPr>
-          <w:rStyle w:val="CommentTok"/>
-        </w:rPr>
-        <w:t xml:space="preserve">//   Script Gen grounds it to a locator at emit time.</w:t>
-      </w:r>
-      <w:r>
-        <w:br/>
-      </w:r>
-      <w:r>
-        <w:rPr>
-          <w:rStyle w:val="NormalTok"/>
-        </w:rPr>
-        <w:t xml:space="preserve">    value</w:t>
-      </w:r>
-      <w:r>
-        <w:rPr>
-          <w:rStyle w:val="OperatorTok"/>
-        </w:rPr>
-        <w:t xml:space="preserve">?</w:t>
-      </w:r>
-      <w:r>
-        <w:rPr>
-          <w:rStyle w:val="NormalTok"/>
-        </w:rPr>
-        <w:t xml:space="preserve">                    </w:t>
-      </w:r>
-      <w:r>
-        <w:rPr>
-          <w:rStyle w:val="CommentTok"/>
-        </w:rPr>
-        <w:t xml:space="preserve">// literal, or @dataset.* reference resolved from execution</w:t>
-      </w:r>
-      <w:r>
-        <w:br/>
-      </w:r>
-      <w:r>
-        <w:rPr>
-          <w:rStyle w:val="NormalTok"/>
-        </w:rPr>
-        <w:t xml:space="preserve">    optional</w:t>
-      </w:r>
-      <w:r>
-        <w:rPr>
-          <w:rStyle w:val="OperatorTok"/>
-        </w:rPr>
-        <w:t xml:space="preserve">?</w:t>
-      </w:r>
-      <w:r>
-        <w:rPr>
-          <w:rStyle w:val="NormalTok"/>
-        </w:rPr>
-        <w:t xml:space="preserve">                 </w:t>
-      </w:r>
-      <w:r>
-        <w:rPr>
-          <w:rStyle w:val="CommentTok"/>
-        </w:rPr>
-        <w:t xml:space="preserve">// step may be skipped when its target is absent</w:t>
-      </w:r>
-      <w:r>
-        <w:br/>
-      </w:r>
-      <w:r>
-        <w:rPr>
-          <w:rStyle w:val="NormalTok"/>
-        </w:rPr>
-        <w:t xml:space="preserve">  }</w:t>
-      </w:r>
-      <w:r>
-        <w:br/>
-      </w:r>
-      <w:r>
-        <w:br/>
-      </w:r>
-      <w:r>
-        <w:rPr>
-          <w:rStyle w:val="NormalTok"/>
-        </w:rPr>
-        <w:t xml:space="preserve">  </w:t>
-      </w:r>
-      <w:r>
-        <w:rPr>
-          <w:rStyle w:val="CommentTok"/>
-        </w:rPr>
-        <w:t xml:space="preserve">// ── 6. ASSERTIONS  (added in 2D.4) ──────────  immutable, "the executable expected outcomes"</w:t>
-      </w:r>
-      <w:r>
-        <w:br/>
-      </w:r>
-      <w:r>
-        <w:rPr>
-          <w:rStyle w:val="NormalTok"/>
-        </w:rPr>
-        <w:t xml:space="preserve">  assertions[] {</w:t>
-      </w:r>
-      <w:r>
-        <w:br/>
-      </w:r>
-      <w:r>
-        <w:rPr>
-          <w:rStyle w:val="NormalTok"/>
-        </w:rPr>
-        <w:t xml:space="preserve">    </w:t>
-      </w:r>
-      <w:r>
-        <w:rPr>
-          <w:rStyle w:val="KeywordTok"/>
-        </w:rPr>
-        <w:t xml:space="preserve">type</w:t>
-      </w:r>
-      <w:r>
-        <w:rPr>
-          <w:rStyle w:val="NormalTok"/>
-        </w:rPr>
-        <w:t xml:space="preserve">                      </w:t>
-      </w:r>
-      <w:r>
-        <w:rPr>
-          <w:rStyle w:val="CommentTok"/>
-        </w:rPr>
-        <w:t xml:space="preserve">// url | visible | hidden | text | value | enabled | disabled | count | error</w:t>
-      </w:r>
-      <w:r>
-        <w:br/>
-      </w:r>
-      <w:r>
-        <w:rPr>
-          <w:rStyle w:val="NormalTok"/>
-        </w:rPr>
-        <w:t xml:space="preserve">    target                    </w:t>
-      </w:r>
-      <w:r>
-        <w:rPr>
-          <w:rStyle w:val="CommentTok"/>
-        </w:rPr>
-        <w:t xml:space="preserve">// stable element identity (when the assertion is element-scoped)</w:t>
-      </w:r>
-      <w:r>
-        <w:br/>
-      </w:r>
-      <w:r>
-        <w:rPr>
-          <w:rStyle w:val="NormalTok"/>
-        </w:rPr>
-        <w:t xml:space="preserve">    expected                  </w:t>
-      </w:r>
-      <w:r>
-        <w:rPr>
-          <w:rStyle w:val="CommentTok"/>
-        </w:rPr>
-        <w:t xml:space="preserve">// the EXPECTED literal / pattern. Named `expected` (not `value`)</w:t>
-      </w:r>
-      <w:r>
-        <w:br/>
-      </w:r>
-      <w:r>
-        <w:rPr>
-          <w:rStyle w:val="NormalTok"/>
-        </w:rPr>
-        <w:t xml:space="preserve">                              </w:t>
-      </w:r>
-      <w:r>
-        <w:rPr>
-          <w:rStyle w:val="CommentTok"/>
-        </w:rPr>
-        <w:t xml:space="preserve">//   because assertions compare actual-vs-expected; actions consume</w:t>
-      </w:r>
-      <w:r>
-        <w:br/>
-      </w:r>
-      <w:r>
-        <w:rPr>
-          <w:rStyle w:val="NormalTok"/>
-        </w:rPr>
-        <w:t xml:space="preserve">                              </w:t>
-      </w:r>
-      <w:r>
-        <w:rPr>
-          <w:rStyle w:val="CommentTok"/>
-        </w:rPr>
-        <w:t xml:space="preserve">//   `value`, assertions verify `expected`.</w:t>
+        <w:t xml:space="preserve">// check is skipped (count-guarded) when its target is absent</w:t>
       </w:r>
       <w:r>
         <w:br/>
@@ -1651,117 +1702,126 @@
           <w:bCs/>
           <w:b/>
         </w:rPr>
-        <w:t xml:space="preserve">Note on reserved slots (</w:t>
-      </w:r>
-      <w:r>
-        <w:rPr>
-          <w:rStyle w:val="VerbatimChar"/>
+        <w:t xml:space="preserve">Note on section slots:</w:t>
+      </w:r>
+      <w:r>
+        <w:t xml:space="preserve"> </w:t>
+      </w:r>
+      <w:r>
+        <w:rPr>
+          <w:rStyle w:val="VerbatimChar"/>
+        </w:rPr>
+        <w:t xml:space="preserve">actions[]</w:t>
+      </w:r>
+      <w:r>
+        <w:t xml:space="preserve"> </w:t>
+      </w:r>
+      <w:r>
+        <w:t xml:space="preserve">(2D.3) and</w:t>
+      </w:r>
+      <w:r>
+        <w:t xml:space="preserve"> </w:t>
+      </w:r>
+      <w:r>
+        <w:rPr>
+          <w:rStyle w:val="VerbatimChar"/>
+        </w:rPr>
+        <w:t xml:space="preserve">assertions[]</w:t>
+      </w:r>
+      <w:r>
+        <w:t xml:space="preserve"> </w:t>
+      </w:r>
+      <w:r>
+        <w:t xml:space="preserve">(2D.4) are now</w:t>
+      </w:r>
+      <w:r>
+        <w:t xml:space="preserve"> </w:t>
+      </w:r>
+      <w:r>
+        <w:rPr>
           <w:bCs/>
           <w:b/>
         </w:rPr>
+        <w:t xml:space="preserve">populated in code</w:t>
+      </w:r>
+      <w:r>
+        <w:t xml:space="preserve">;</w:t>
+      </w:r>
+      <w:r>
+        <w:t xml:space="preserve"> </w:t>
+      </w:r>
+      <w:r>
+        <w:rPr>
+          <w:rStyle w:val="VerbatimChar"/>
+        </w:rPr>
         <w:t xml:space="preserve">resources</w:t>
+      </w:r>
+      <w:r>
+        <w:t xml:space="preserve"> </w:t>
+      </w:r>
+      <w:r>
+        <w:t xml:space="preserve">remains</w:t>
+      </w:r>
+      <w:r>
+        <w:t xml:space="preserve"> </w:t>
       </w:r>
       <w:r>
         <w:rPr>
           <w:bCs/>
           <w:b/>
         </w:rPr>
-        <w:t xml:space="preserve">,</w:t>
-      </w:r>
-      <w:r>
-        <w:rPr>
-          <w:bCs/>
-          <w:b/>
-        </w:rPr>
-        <w:t xml:space="preserve"> </w:t>
-      </w:r>
-      <w:r>
-        <w:rPr>
-          <w:rStyle w:val="VerbatimChar"/>
-          <w:bCs/>
-          <w:b/>
+        <w:t xml:space="preserve">reserved, not yet in code</w:t>
+      </w:r>
+      <w:r>
+        <w:t xml:space="preserve">. The node’s invariant (</w:t>
+      </w:r>
+      <w:r>
+        <w:t xml:space="preserve">“</w:t>
+      </w:r>
+      <w:r>
+        <w:t xml:space="preserve">every field must serve ≥2</w:t>
+      </w:r>
+      <w:r>
+        <w:t xml:space="preserve"> </w:t>
+      </w:r>
+      <w:r>
+        <w:t xml:space="preserve">consumers</w:t>
+      </w:r>
+      <w:r>
+        <w:t xml:space="preserve">”</w:t>
+      </w:r>
+      <w:r>
+        <w:t xml:space="preserve">) means each lands in the PR that also adds its first consumer —</w:t>
+      </w:r>
+      <w:r>
+        <w:t xml:space="preserve"> </w:t>
+      </w:r>
+      <w:r>
+        <w:rPr>
+          <w:rStyle w:val="VerbatimChar"/>
         </w:rPr>
         <w:t xml:space="preserve">actions[]</w:t>
       </w:r>
       <w:r>
-        <w:rPr>
-          <w:bCs/>
-          <w:b/>
-        </w:rPr>
-        <w:t xml:space="preserve">,</w:t>
-      </w:r>
-      <w:r>
-        <w:rPr>
-          <w:bCs/>
-          <w:b/>
-        </w:rPr>
-        <w:t xml:space="preserve"> </w:t>
-      </w:r>
-      <w:r>
-        <w:rPr>
-          <w:rStyle w:val="VerbatimChar"/>
-          <w:bCs/>
-          <w:b/>
+        <w:t xml:space="preserve"> </w:t>
+      </w:r>
+      <w:r>
+        <w:t xml:space="preserve">in 2D.3,</w:t>
+      </w:r>
+      <w:r>
+        <w:t xml:space="preserve"> </w:t>
+      </w:r>
+      <w:r>
+        <w:rPr>
+          <w:rStyle w:val="VerbatimChar"/>
         </w:rPr>
         <w:t xml:space="preserve">assertions[]</w:t>
       </w:r>
       <w:r>
-        <w:rPr>
-          <w:bCs/>
-          <w:b/>
-        </w:rPr>
-        <w:t xml:space="preserve">):</w:t>
-      </w:r>
-      <w:r>
-        <w:t xml:space="preserve"> </w:t>
-      </w:r>
-      <w:r>
-        <w:t xml:space="preserve">these are</w:t>
-      </w:r>
-      <w:r>
-        <w:t xml:space="preserve"> </w:t>
-      </w:r>
-      <w:r>
-        <w:rPr>
-          <w:bCs/>
-          <w:b/>
-        </w:rPr>
-        <w:t xml:space="preserve">reserved, not yet in</w:t>
-      </w:r>
-      <w:r>
-        <w:rPr>
-          <w:bCs/>
-          <w:b/>
-        </w:rPr>
-        <w:t xml:space="preserve"> </w:t>
-      </w:r>
-      <w:r>
-        <w:rPr>
-          <w:bCs/>
-          <w:b/>
-        </w:rPr>
-        <w:t xml:space="preserve">code</w:t>
-      </w:r>
-      <w:r>
-        <w:t xml:space="preserve">. The node’s existing invariant (</w:t>
-      </w:r>
-      <w:r>
-        <w:t xml:space="preserve">“</w:t>
-      </w:r>
-      <w:r>
-        <w:t xml:space="preserve">every field must serve ≥2 consumers</w:t>
-      </w:r>
-      <w:r>
-        <w:t xml:space="preserve">”</w:t>
-      </w:r>
-      <w:r>
-        <w:t xml:space="preserve">) means each is added in the</w:t>
-      </w:r>
-      <w:r>
-        <w:t xml:space="preserve"> </w:t>
-      </w:r>
-      <w:r>
-        <w:t xml:space="preserve">PR that also adds its first consumer —</w:t>
+        <w:t xml:space="preserve"> </w:t>
+      </w:r>
+      <w:r>
+        <w:t xml:space="preserve">in 2D.4, and</w:t>
       </w:r>
       <w:r>
         <w:t xml:space="preserve"> </w:t>
@@ -1776,49 +1836,13 @@
         <w:t xml:space="preserve"> </w:t>
       </w:r>
       <w:r>
-        <w:t xml:space="preserve">when a second consumer beyond the Dataset Resolver</w:t>
-      </w:r>
-      <w:r>
-        <w:t xml:space="preserve"> </w:t>
-      </w:r>
-      <w:r>
-        <w:t xml:space="preserve">needs it (env/browser/locale requirements),</w:t>
-      </w:r>
-      <w:r>
-        <w:t xml:space="preserve"> </w:t>
-      </w:r>
-      <w:r>
-        <w:rPr>
-          <w:rStyle w:val="VerbatimChar"/>
-        </w:rPr>
-        <w:t xml:space="preserve">actions[]</w:t>
-      </w:r>
-      <w:r>
-        <w:t xml:space="preserve"> </w:t>
-      </w:r>
-      <w:r>
-        <w:t xml:space="preserve">in 2D.3,</w:t>
-      </w:r>
-      <w:r>
-        <w:t xml:space="preserve"> </w:t>
-      </w:r>
-      <w:r>
-        <w:rPr>
-          <w:rStyle w:val="VerbatimChar"/>
-        </w:rPr>
-        <w:t xml:space="preserve">assertions[]</w:t>
-      </w:r>
-      <w:r>
-        <w:t xml:space="preserve"> </w:t>
-      </w:r>
-      <w:r>
-        <w:t xml:space="preserve">in 2D.4. Today the data</w:t>
-      </w:r>
-      <w:r>
-        <w:t xml:space="preserve"> </w:t>
-      </w:r>
-      <w:r>
-        <w:t xml:space="preserve">ROLE requirement still lives in</w:t>
+        <w:t xml:space="preserve">when a second consumer beyond the Dataset Resolver needs it</w:t>
+      </w:r>
+      <w:r>
+        <w:t xml:space="preserve"> </w:t>
+      </w:r>
+      <w:r>
+        <w:t xml:space="preserve">(env/browser/locale requirements). Today the data ROLE requirement still lives in</w:t>
       </w:r>
       <w:r>
         <w:t xml:space="preserve"> </w:t>
@@ -1845,13 +1869,7 @@
         <w:t xml:space="preserve"> </w:t>
       </w:r>
       <w:r>
-        <w:t xml:space="preserve">when</w:t>
-      </w:r>
-      <w:r>
-        <w:t xml:space="preserve"> </w:t>
-      </w:r>
-      <w:r>
-        <w:t xml:space="preserve">the</w:t>
+        <w:t xml:space="preserve">when the</w:t>
       </w:r>
       <w:r>
         <w:t xml:space="preserve"> </w:t>
@@ -1866,7 +1884,13 @@
         <w:t xml:space="preserve"> </w:t>
       </w:r>
       <w:r>
-        <w:t xml:space="preserve">section lands. This document freezes</w:t>
+        <w:t xml:space="preserve">section lands.</w:t>
+      </w:r>
+      <w:r>
+        <w:t xml:space="preserve"> </w:t>
+      </w:r>
+      <w:r>
+        <w:t xml:space="preserve">This document froze</w:t>
       </w:r>
       <w:r>
         <w:t xml:space="preserve"> </w:t>
@@ -1876,19 +1900,13 @@
           <w:iCs/>
           <w:i/>
         </w:rPr>
-        <w:t xml:space="preserve">where each will go and what it will contain</w:t>
-      </w:r>
-      <w:r>
-        <w:t xml:space="preserve"> </w:t>
-      </w:r>
-      <w:r>
-        <w:t xml:space="preserve">so</w:t>
-      </w:r>
-      <w:r>
-        <w:t xml:space="preserve"> </w:t>
-      </w:r>
-      <w:r>
-        <w:t xml:space="preserve">those PRs are pure fills, not redesigns.</w:t>
+        <w:t xml:space="preserve">where each goes and what it contains</w:t>
+      </w:r>
+      <w:r>
+        <w:t xml:space="preserve"> </w:t>
+      </w:r>
+      <w:r>
+        <w:t xml:space="preserve">so those PRs are pure fills, not redesigns.</w:t>
       </w:r>
     </w:p>
     <w:p>
@@ -3855,19 +3873,251 @@
           <w:bCs/>
           <w:b/>
         </w:rPr>
-        <w:t xml:space="preserve">Every shared-node field serves ≥2 consumers.</w:t>
-      </w:r>
-      <w:r>
-        <w:t xml:space="preserve"> </w:t>
-      </w:r>
-      <w:r>
-        <w:t xml:space="preserve">Single-consumer data belongs in that consumer, not on</w:t>
-      </w:r>
-      <w:r>
-        <w:t xml:space="preserve"> </w:t>
-      </w:r>
-      <w:r>
-        <w:t xml:space="preserve">the node. The graph is a contract, not a junk drawer.</w:t>
+        <w:t xml:space="preserve">Assertions use a FROZEN grammar of 11 types</w:t>
+      </w:r>
+      <w:r>
+        <w:t xml:space="preserve"> </w:t>
+      </w:r>
+      <w:r>
+        <w:t xml:space="preserve">(</w:t>
+      </w:r>
+      <w:r>
+        <w:rPr>
+          <w:rStyle w:val="VerbatimChar"/>
+        </w:rPr>
+        <w:t xml:space="preserve">url</w:t>
+      </w:r>
+      <w:r>
+        <w:t xml:space="preserve"> </w:t>
+      </w:r>
+      <w:r>
+        <w:t xml:space="preserve">/</w:t>
+      </w:r>
+      <w:r>
+        <w:t xml:space="preserve"> </w:t>
+      </w:r>
+      <w:r>
+        <w:rPr>
+          <w:rStyle w:val="VerbatimChar"/>
+        </w:rPr>
+        <w:t xml:space="preserve">visible</w:t>
+      </w:r>
+      <w:r>
+        <w:t xml:space="preserve"> </w:t>
+      </w:r>
+      <w:r>
+        <w:t xml:space="preserve">/</w:t>
+      </w:r>
+      <w:r>
+        <w:t xml:space="preserve"> </w:t>
+      </w:r>
+      <w:r>
+        <w:rPr>
+          <w:rStyle w:val="VerbatimChar"/>
+        </w:rPr>
+        <w:t xml:space="preserve">hidden</w:t>
+      </w:r>
+      <w:r>
+        <w:t xml:space="preserve"> </w:t>
+      </w:r>
+      <w:r>
+        <w:t xml:space="preserve">/</w:t>
+      </w:r>
+      <w:r>
+        <w:t xml:space="preserve"> </w:t>
+      </w:r>
+      <w:r>
+        <w:rPr>
+          <w:rStyle w:val="VerbatimChar"/>
+        </w:rPr>
+        <w:t xml:space="preserve">enabled</w:t>
+      </w:r>
+      <w:r>
+        <w:t xml:space="preserve"> </w:t>
+      </w:r>
+      <w:r>
+        <w:t xml:space="preserve">/</w:t>
+      </w:r>
+      <w:r>
+        <w:t xml:space="preserve"> </w:t>
+      </w:r>
+      <w:r>
+        <w:rPr>
+          <w:rStyle w:val="VerbatimChar"/>
+        </w:rPr>
+        <w:t xml:space="preserve">disabled</w:t>
+      </w:r>
+      <w:r>
+        <w:t xml:space="preserve"> </w:t>
+      </w:r>
+      <w:r>
+        <w:t xml:space="preserve">/</w:t>
+      </w:r>
+      <w:r>
+        <w:t xml:space="preserve"> </w:t>
+      </w:r>
+      <w:r>
+        <w:rPr>
+          <w:rStyle w:val="VerbatimChar"/>
+        </w:rPr>
+        <w:t xml:space="preserve">checked</w:t>
+      </w:r>
+      <w:r>
+        <w:t xml:space="preserve"> </w:t>
+      </w:r>
+      <w:r>
+        <w:t xml:space="preserve">/</w:t>
+      </w:r>
+      <w:r>
+        <w:t xml:space="preserve"> </w:t>
+      </w:r>
+      <w:r>
+        <w:rPr>
+          <w:rStyle w:val="VerbatimChar"/>
+        </w:rPr>
+        <w:t xml:space="preserve">unchecked</w:t>
+      </w:r>
+      <w:r>
+        <w:t xml:space="preserve"> </w:t>
+      </w:r>
+      <w:r>
+        <w:t xml:space="preserve">/</w:t>
+      </w:r>
+      <w:r>
+        <w:t xml:space="preserve"> </w:t>
+      </w:r>
+      <w:r>
+        <w:rPr>
+          <w:rStyle w:val="VerbatimChar"/>
+        </w:rPr>
+        <w:t xml:space="preserve">text</w:t>
+      </w:r>
+      <w:r>
+        <w:t xml:space="preserve"> </w:t>
+      </w:r>
+      <w:r>
+        <w:t xml:space="preserve">/</w:t>
+      </w:r>
+      <w:r>
+        <w:t xml:space="preserve"> </w:t>
+      </w:r>
+      <w:r>
+        <w:rPr>
+          <w:rStyle w:val="VerbatimChar"/>
+        </w:rPr>
+        <w:t xml:space="preserve">value</w:t>
+      </w:r>
+      <w:r>
+        <w:t xml:space="preserve"> </w:t>
+      </w:r>
+      <w:r>
+        <w:t xml:space="preserve">/</w:t>
+      </w:r>
+      <w:r>
+        <w:t xml:space="preserve"> </w:t>
+      </w:r>
+      <w:r>
+        <w:rPr>
+          <w:rStyle w:val="VerbatimChar"/>
+        </w:rPr>
+        <w:t xml:space="preserve">count</w:t>
+      </w:r>
+      <w:r>
+        <w:t xml:space="preserve"> </w:t>
+      </w:r>
+      <w:r>
+        <w:t xml:space="preserve">/</w:t>
+      </w:r>
+      <w:r>
+        <w:t xml:space="preserve"> </w:t>
+      </w:r>
+      <w:r>
+        <w:rPr>
+          <w:rStyle w:val="VerbatimChar"/>
+        </w:rPr>
+        <w:t xml:space="preserve">attribute</w:t>
+      </w:r>
+      <w:r>
+        <w:t xml:space="preserve">). This is a checkable-property</w:t>
+      </w:r>
+      <w:r>
+        <w:t xml:space="preserve"> </w:t>
+      </w:r>
+      <w:r>
+        <w:t xml:space="preserve">vocabulary, NOT a scenario vocabulary: there is deliberately no</w:t>
+      </w:r>
+      <w:r>
+        <w:t xml:space="preserve"> </w:t>
+      </w:r>
+      <w:r>
+        <w:rPr>
+          <w:rStyle w:val="VerbatimChar"/>
+        </w:rPr>
+        <w:t xml:space="preserve">success</w:t>
+      </w:r>
+      <w:r>
+        <w:t xml:space="preserve">,</w:t>
+      </w:r>
+      <w:r>
+        <w:t xml:space="preserve"> </w:t>
+      </w:r>
+      <w:r>
+        <w:rPr>
+          <w:rStyle w:val="VerbatimChar"/>
+        </w:rPr>
+        <w:t xml:space="preserve">failure</w:t>
+      </w:r>
+      <w:r>
+        <w:t xml:space="preserve">,</w:t>
+      </w:r>
+      <w:r>
+        <w:t xml:space="preserve"> </w:t>
+      </w:r>
+      <w:r>
+        <w:rPr>
+          <w:rStyle w:val="VerbatimChar"/>
+        </w:rPr>
+        <w:t xml:space="preserve">login</w:t>
+      </w:r>
+      <w:r>
+        <w:t xml:space="preserve">, or</w:t>
+      </w:r>
+      <w:r>
+        <w:t xml:space="preserve"> </w:t>
+      </w:r>
+      <w:r>
+        <w:rPr>
+          <w:rStyle w:val="VerbatimChar"/>
+        </w:rPr>
+        <w:t xml:space="preserve">logout</w:t>
+      </w:r>
+      <w:r>
+        <w:t xml:space="preserve"> </w:t>
+      </w:r>
+      <w:r>
+        <w:t xml:space="preserve">type — those are</w:t>
+      </w:r>
+      <w:r>
+        <w:t xml:space="preserve"> </w:t>
+      </w:r>
+      <w:r>
+        <w:rPr>
+          <w:iCs/>
+          <w:i/>
+        </w:rPr>
+        <w:t xml:space="preserve">scenarios</w:t>
+      </w:r>
+      <w:r>
+        <w:t xml:space="preserve"> </w:t>
+      </w:r>
+      <w:r>
+        <w:t xml:space="preserve">whose outcome decomposes into these primitive checks. Adding a type is a</w:t>
+      </w:r>
+      <w:r>
+        <w:t xml:space="preserve"> </w:t>
+      </w:r>
+      <w:r>
+        <w:t xml:space="preserve">reviewed schema change, never an ad-hoc edit.</w:t>
       </w:r>
     </w:p>
     <w:p>
@@ -3883,6 +4133,284 @@
           <w:bCs/>
           <w:b/>
         </w:rPr>
+        <w:t xml:space="preserve">Assertion</w:t>
+      </w:r>
+      <w:r>
+        <w:rPr>
+          <w:bCs/>
+          <w:b/>
+        </w:rPr>
+        <w:t xml:space="preserve"> </w:t>
+      </w:r>
+      <w:r>
+        <w:rPr>
+          <w:rStyle w:val="VerbatimChar"/>
+          <w:bCs/>
+          <w:b/>
+        </w:rPr>
+        <w:t xml:space="preserve">expected</w:t>
+      </w:r>
+      <w:r>
+        <w:rPr>
+          <w:bCs/>
+          <w:b/>
+        </w:rPr>
+        <w:t xml:space="preserve"> </w:t>
+      </w:r>
+      <w:r>
+        <w:rPr>
+          <w:bCs/>
+          <w:b/>
+        </w:rPr>
+        <w:t xml:space="preserve">may be a SYMBOLIC reference the resolver grounds.</w:t>
+      </w:r>
+      <w:r>
+        <w:t xml:space="preserve"> </w:t>
+      </w:r>
+      <w:r>
+        <w:rPr>
+          <w:rStyle w:val="VerbatimChar"/>
+        </w:rPr>
+        <w:t xml:space="preserve">@page.&lt;name&gt;</w:t>
+      </w:r>
+      <w:r>
+        <w:t xml:space="preserve"> </w:t>
+      </w:r>
+      <w:r>
+        <w:t xml:space="preserve">resolves to a</w:t>
+      </w:r>
+      <w:r>
+        <w:t xml:space="preserve"> </w:t>
+      </w:r>
+      <w:r>
+        <w:t xml:space="preserve">concrete URL/route and</w:t>
+      </w:r>
+      <w:r>
+        <w:t xml:space="preserve"> </w:t>
+      </w:r>
+      <w:r>
+        <w:rPr>
+          <w:rStyle w:val="VerbatimChar"/>
+        </w:rPr>
+        <w:t xml:space="preserve">@messages.&lt;name&gt;</w:t>
+      </w:r>
+      <w:r>
+        <w:t xml:space="preserve"> </w:t>
+      </w:r>
+      <w:r>
+        <w:t xml:space="preserve">to concrete UI copy — both via the Execution Resolver’s App</w:t>
+      </w:r>
+      <w:r>
+        <w:t xml:space="preserve"> </w:t>
+      </w:r>
+      <w:r>
+        <w:t xml:space="preserve">Knowledge map in Script Gen, never in the graph. This keeps the graph application-neutral: the same</w:t>
+      </w:r>
+      <w:r>
+        <w:t xml:space="preserve"> </w:t>
+      </w:r>
+      <w:r>
+        <w:t xml:space="preserve">assertion set works for any app, and rewording a message or renaming a route re-runs only the resolver.</w:t>
+      </w:r>
+      <w:r>
+        <w:t xml:space="preserve"> </w:t>
+      </w:r>
+      <w:r>
+        <w:t xml:space="preserve">For</w:t>
+      </w:r>
+      <w:r>
+        <w:t xml:space="preserve"> </w:t>
+      </w:r>
+      <w:r>
+        <w:rPr>
+          <w:rStyle w:val="VerbatimChar"/>
+        </w:rPr>
+        <w:t xml:space="preserve">attribute</w:t>
+      </w:r>
+      <w:r>
+        <w:t xml:space="preserve">,</w:t>
+      </w:r>
+      <w:r>
+        <w:t xml:space="preserve"> </w:t>
+      </w:r>
+      <w:r>
+        <w:rPr>
+          <w:rStyle w:val="VerbatimChar"/>
+        </w:rPr>
+        <w:t xml:space="preserve">expected</w:t>
+      </w:r>
+      <w:r>
+        <w:t xml:space="preserve"> </w:t>
+      </w:r>
+      <w:r>
+        <w:t xml:space="preserve">is encoded</w:t>
+      </w:r>
+      <w:r>
+        <w:t xml:space="preserve"> </w:t>
+      </w:r>
+      <w:r>
+        <w:rPr>
+          <w:rStyle w:val="VerbatimChar"/>
+        </w:rPr>
+        <w:t xml:space="preserve">name=value</w:t>
+      </w:r>
+      <w:r>
+        <w:t xml:space="preserve"> </w:t>
+      </w:r>
+      <w:r>
+        <w:t xml:space="preserve">(e.g. </w:t>
+      </w:r>
+      <w:r>
+        <w:rPr>
+          <w:rStyle w:val="VerbatimChar"/>
+        </w:rPr>
+        <w:t xml:space="preserve">type=password</w:t>
+      </w:r>
+      <w:r>
+        <w:t xml:space="preserve">). An unresolved reference</w:t>
+      </w:r>
+      <w:r>
+        <w:t xml:space="preserve"> </w:t>
+      </w:r>
+      <w:r>
+        <w:t xml:space="preserve">DEGRADES safely (a</w:t>
+      </w:r>
+      <w:r>
+        <w:t xml:space="preserve"> </w:t>
+      </w:r>
+      <w:r>
+        <w:rPr>
+          <w:rStyle w:val="VerbatimChar"/>
+        </w:rPr>
+        <w:t xml:space="preserve">text</w:t>
+      </w:r>
+      <w:r>
+        <w:t xml:space="preserve"> </w:t>
+      </w:r>
+      <w:r>
+        <w:t xml:space="preserve">check falls back to a visibility check) rather than emitting invented copy.</w:t>
+      </w:r>
+    </w:p>
+    <w:p>
+      <w:pPr>
+        <w:numPr>
+          <w:ilvl w:val="0"/>
+          <w:numId w:val="1002"/>
+        </w:numPr>
+        <w:pStyle w:val="Compact"/>
+      </w:pPr>
+      <w:r>
+        <w:rPr>
+          <w:bCs/>
+          <w:b/>
+        </w:rPr>
+        <w:t xml:space="preserve">Assertions store CANONICAL business meaning, never Playwright.</w:t>
+      </w:r>
+      <w:r>
+        <w:t xml:space="preserve"> </w:t>
+      </w:r>
+      <w:r>
+        <w:t xml:space="preserve">The graph holds</w:t>
+      </w:r>
+      <w:r>
+        <w:t xml:space="preserve"> </w:t>
+      </w:r>
+      <w:r>
+        <w:rPr>
+          <w:rStyle w:val="VerbatimChar"/>
+        </w:rPr>
+        <w:t xml:space="preserve">{type:"visible",   target:"login_error"}</w:t>
+      </w:r>
+      <w:r>
+        <w:t xml:space="preserve">, never</w:t>
+      </w:r>
+      <w:r>
+        <w:t xml:space="preserve"> </w:t>
+      </w:r>
+      <w:r>
+        <w:rPr>
+          <w:rStyle w:val="VerbatimChar"/>
+        </w:rPr>
+        <w:t xml:space="preserve">expect(...)</w:t>
+      </w:r>
+      <w:r>
+        <w:t xml:space="preserve">,</w:t>
+      </w:r>
+      <w:r>
+        <w:t xml:space="preserve"> </w:t>
+      </w:r>
+      <w:r>
+        <w:rPr>
+          <w:rStyle w:val="VerbatimChar"/>
+        </w:rPr>
+        <w:t xml:space="preserve">toBeVisible()</w:t>
+      </w:r>
+      <w:r>
+        <w:t xml:space="preserve">, or a CSS locator. Script Gen is a pure</w:t>
+      </w:r>
+      <w:r>
+        <w:t xml:space="preserve"> </w:t>
+      </w:r>
+      <w:r>
+        <w:rPr>
+          <w:rStyle w:val="VerbatimChar"/>
+        </w:rPr>
+        <w:t xml:space="preserve">switch(type)</w:t>
+      </w:r>
+      <w:r>
+        <w:t xml:space="preserve"> </w:t>
+      </w:r>
+      <w:r>
+        <w:t xml:space="preserve">renderer + resolver — it NEVER infers an assertion from prose. The KB authors the check;</w:t>
+      </w:r>
+      <w:r>
+        <w:t xml:space="preserve"> </w:t>
+      </w:r>
+      <w:r>
+        <w:t xml:space="preserve">the graph carries it; the renderer grounds and emits it.</w:t>
+      </w:r>
+    </w:p>
+    <w:p>
+      <w:pPr>
+        <w:numPr>
+          <w:ilvl w:val="0"/>
+          <w:numId w:val="1002"/>
+        </w:numPr>
+        <w:pStyle w:val="Compact"/>
+      </w:pPr>
+      <w:r>
+        <w:rPr>
+          <w:bCs/>
+          <w:b/>
+        </w:rPr>
+        <w:t xml:space="preserve">Every shared-node field serves ≥2 consumers.</w:t>
+      </w:r>
+      <w:r>
+        <w:t xml:space="preserve"> </w:t>
+      </w:r>
+      <w:r>
+        <w:t xml:space="preserve">Single-consumer data belongs in that consumer, not on</w:t>
+      </w:r>
+      <w:r>
+        <w:t xml:space="preserve"> </w:t>
+      </w:r>
+      <w:r>
+        <w:t xml:space="preserve">the node. The graph is a contract, not a junk drawer.</w:t>
+      </w:r>
+    </w:p>
+    <w:p>
+      <w:pPr>
+        <w:numPr>
+          <w:ilvl w:val="0"/>
+          <w:numId w:val="1002"/>
+        </w:numPr>
+        <w:pStyle w:val="Compact"/>
+      </w:pPr>
+      <w:r>
+        <w:rPr>
+          <w:bCs/>
+          <w:b/>
+        </w:rPr>
         <w:t xml:space="preserve">Identity / semantics / resources / actions / assertions are immutable per scenario.</w:t>
       </w:r>
       <w:r>
@@ -3969,13 +4497,13 @@
         <w:rPr>
           <w:rStyle w:val="VerbatimChar"/>
         </w:rPr>
-        <w:t xml:space="preserve">'1.1.0'</w:t>
-      </w:r>
-      <w:r>
-        <w:t xml:space="preserve"> </w:t>
-      </w:r>
-      <w:r>
-        <w:t xml:space="preserve">— bumped from</w:t>
+        <w:t xml:space="preserve">'1.2.0'</w:t>
+      </w:r>
+      <w:r>
+        <w:t xml:space="preserve"> </w:t>
+      </w:r>
+      <w:r>
+        <w:t xml:space="preserve">—</w:t>
       </w:r>
       <w:r>
         <w:t xml:space="preserve"> </w:t>
@@ -3990,6 +4518,21 @@
         <w:t xml:space="preserve"> </w:t>
       </w:r>
       <w:r>
+        <w:t xml:space="preserve">→</w:t>
+      </w:r>
+      <w:r>
+        <w:t xml:space="preserve"> </w:t>
+      </w:r>
+      <w:r>
+        <w:rPr>
+          <w:rStyle w:val="VerbatimChar"/>
+        </w:rPr>
+        <w:t xml:space="preserve">1.1.0</w:t>
+      </w:r>
+      <w:r>
+        <w:t xml:space="preserve"> </w:t>
+      </w:r>
+      <w:r>
         <w:t xml:space="preserve">when 2D.3 populated</w:t>
       </w:r>
       <w:r>
@@ -4002,13 +4545,49 @@
         <w:t xml:space="preserve">actions</w:t>
       </w:r>
       <w:r>
-        <w:t xml:space="preserve">) is</w:t>
-      </w:r>
-      <w:r>
-        <w:t xml:space="preserve"> </w:t>
-      </w:r>
-      <w:r>
-        <w:t xml:space="preserve">the contract version. Bump it when the shape changes:</w:t>
+        <w:t xml:space="preserve">,</w:t>
+      </w:r>
+      <w:r>
+        <w:t xml:space="preserve"> </w:t>
+      </w:r>
+      <w:r>
+        <w:rPr>
+          <w:rStyle w:val="VerbatimChar"/>
+        </w:rPr>
+        <w:t xml:space="preserve">1.1.0</w:t>
+      </w:r>
+      <w:r>
+        <w:t xml:space="preserve"> </w:t>
+      </w:r>
+      <w:r>
+        <w:t xml:space="preserve">→</w:t>
+      </w:r>
+      <w:r>
+        <w:t xml:space="preserve"> </w:t>
+      </w:r>
+      <w:r>
+        <w:rPr>
+          <w:rStyle w:val="VerbatimChar"/>
+        </w:rPr>
+        <w:t xml:space="preserve">1.2.0</w:t>
+      </w:r>
+      <w:r>
+        <w:t xml:space="preserve"> </w:t>
+      </w:r>
+      <w:r>
+        <w:t xml:space="preserve">when 2D.4 populated</w:t>
+      </w:r>
+      <w:r>
+        <w:t xml:space="preserve"> </w:t>
+      </w:r>
+      <w:r>
+        <w:rPr>
+          <w:rStyle w:val="VerbatimChar"/>
+        </w:rPr>
+        <w:t xml:space="preserve">assertions</w:t>
+      </w:r>
+      <w:r>
+        <w:t xml:space="preserve">) is the contract version. Bump it when the shape changes:</w:t>
       </w:r>
     </w:p>
     <w:p>
@@ -4585,31 +5164,49 @@
               <w:jc w:val="center"/>
             </w:pPr>
             <w:r>
-              <w:t xml:space="preserve">🔲 reserved</w:t>
-            </w:r>
-          </w:p>
-        </w:tc>
-        <w:tc>
-          <w:tcPr/>
-          <w:p>
-            <w:pPr>
-              <w:pStyle w:val="Compact"/>
-              <w:jc w:val="left"/>
-            </w:pPr>
-            <w:r>
-              <w:t xml:space="preserve">builder (2D.4)</w:t>
-            </w:r>
-          </w:p>
-        </w:tc>
-        <w:tc>
-          <w:tcPr/>
-          <w:p>
-            <w:pPr>
-              <w:pStyle w:val="Compact"/>
-              <w:jc w:val="left"/>
-            </w:pPr>
-            <w:r>
-              <w:t xml:space="preserve">Script Gen (2D.4)</w:t>
+              <w:t xml:space="preserve">✅ (optional)</w:t>
+            </w:r>
+          </w:p>
+        </w:tc>
+        <w:tc>
+          <w:tcPr/>
+          <w:p>
+            <w:pPr>
+              <w:pStyle w:val="Compact"/>
+              <w:jc w:val="left"/>
+            </w:pPr>
+            <w:r>
+              <w:t xml:space="preserve">builder ← KB (</w:t>
+            </w:r>
+            <w:r>
+              <w:rPr>
+                <w:rStyle w:val="VerbatimChar"/>
+              </w:rPr>
+              <w:t xml:space="preserve">getScenarioAssertionTemplate</w:t>
+            </w:r>
+            <w:r>
+              <w:t xml:space="preserve">)</w:t>
+            </w:r>
+          </w:p>
+        </w:tc>
+        <w:tc>
+          <w:tcPr/>
+          <w:p>
+            <w:pPr>
+              <w:pStyle w:val="Compact"/>
+              <w:jc w:val="left"/>
+            </w:pPr>
+            <w:r>
+              <w:t xml:space="preserve">Script Gen (</w:t>
+            </w:r>
+            <w:r>
+              <w:rPr>
+                <w:rStyle w:val="VerbatimChar"/>
+              </w:rPr>
+              <w:t xml:space="preserve">emitGraphAssertionLines</w:t>
+            </w:r>
+            <w:r>
+              <w:t xml:space="preserve">)</w:t>
             </w:r>
           </w:p>
         </w:tc>
@@ -4991,17 +5588,22 @@
         <w:t xml:space="preserve"> </w:t>
       </w:r>
       <w:r>
-        <w:t xml:space="preserve">Sprint 2D.4 — graph owns executable</w:t>
-      </w:r>
-      <w:r>
-        <w:t xml:space="preserve"> </w:t>
-      </w:r>
-      <w:r>
-        <w:rPr>
-          <w:bCs/>
-          <w:b/>
-        </w:rPr>
-        <w:t xml:space="preserve">assertions</w:t>
+        <w:t xml:space="preserve">Sprint 2D.5 — DELETE the legacy assertion inference now that the graph owns assertions,</w:t>
+      </w:r>
+      <w:r>
+        <w:t xml:space="preserve"> </w:t>
+      </w:r>
+      <w:r>
+        <w:t xml:space="preserve">making Script Gen a pure renderer with no fallback. (2D.4 — graph owns executable</w:t>
+      </w:r>
+      <w:r>
+        <w:t xml:space="preserve"> </w:t>
+      </w:r>
+      <w:r>
+        <w:rPr>
+          <w:rStyle w:val="VerbatimChar"/>
+        </w:rPr>
+        <w:t xml:space="preserve">assertions[]</w:t>
       </w:r>
       <w:r>
         <w:t xml:space="preserve"> </w:t>
@@ -5013,13 +5615,19 @@
         <w:rPr>
           <w:rStyle w:val="VerbatimChar"/>
         </w:rPr>
-        <w:t xml:space="preserve">assertions[]</w:t>
-      </w:r>
-      <w:r>
-        <w:t xml:space="preserve">:</w:t>
-      </w:r>
-      <w:r>
-        <w:t xml:space="preserve"> </w:t>
+        <w:t xml:space="preserve">id</w:t>
+      </w:r>
+      <w:r>
+        <w:t xml:space="preserve">/</w:t>
+      </w:r>
+      <w:r>
+        <w:rPr>
+          <w:rStyle w:val="VerbatimChar"/>
+        </w:rPr>
+        <w:t xml:space="preserve">order</w:t>
+      </w:r>
+      <w:r>
+        <w:t xml:space="preserve">/</w:t>
       </w:r>
       <w:r>
         <w:rPr>
@@ -5028,37 +5636,55 @@
         <w:t xml:space="preserve">type</w:t>
       </w:r>
       <w:r>
-        <w:t xml:space="preserve"> </w:t>
-      </w:r>
-      <w:r>
         <w:t xml:space="preserve">/</w:t>
       </w:r>
       <w:r>
-        <w:t xml:space="preserve"> </w:t>
-      </w:r>
-      <w:r>
         <w:rPr>
           <w:rStyle w:val="VerbatimChar"/>
         </w:rPr>
         <w:t xml:space="preserve">target</w:t>
       </w:r>
       <w:r>
-        <w:t xml:space="preserve"> </w:t>
-      </w:r>
-      <w:r>
         <w:t xml:space="preserve">/</w:t>
       </w:r>
       <w:r>
-        <w:t xml:space="preserve"> </w:t>
-      </w:r>
-      <w:r>
         <w:rPr>
           <w:rStyle w:val="VerbatimChar"/>
         </w:rPr>
         <w:t xml:space="preserve">expected</w:t>
       </w:r>
       <w:r>
-        <w:t xml:space="preserve">). (2D.3 — graph owns executable</w:t>
+        <w:t xml:space="preserve">/</w:t>
+      </w:r>
+      <w:r>
+        <w:rPr>
+          <w:rStyle w:val="VerbatimChar"/>
+        </w:rPr>
+        <w:t xml:space="preserve">optional</w:t>
+      </w:r>
+      <w:r>
+        <w:t xml:space="preserve">), rendered by Script Gen’s</w:t>
+      </w:r>
+      <w:r>
+        <w:t xml:space="preserve"> </w:t>
+      </w:r>
+      <w:r>
+        <w:rPr>
+          <w:rStyle w:val="VerbatimChar"/>
+        </w:rPr>
+        <w:t xml:space="preserve">emitGraphAssertionLines</w:t>
+      </w:r>
+      <w:r>
+        <w:t xml:space="preserve"> </w:t>
+      </w:r>
+      <w:r>
+        <w:t xml:space="preserve">—</w:t>
+      </w:r>
+      <w:r>
+        <w:t xml:space="preserve"> </w:t>
+      </w:r>
+      <w:r>
+        <w:t xml:space="preserve">is implemented and in review; 2D.3 — graph owns executable</w:t>
       </w:r>
       <w:r>
         <w:t xml:space="preserve"> </w:t>
@@ -5070,13 +5696,16 @@
         <w:t xml:space="preserve">actions[]</w:t>
       </w:r>
       <w:r>
-        <w:t xml:space="preserve">, consumed by Script Gen — is implemented and in</w:t>
-      </w:r>
-      <w:r>
-        <w:t xml:space="preserve"> </w:t>
-      </w:r>
-      <w:r>
-        <w:t xml:space="preserve">review as PR #274; 2D.2 — consume</w:t>
+        <w:t xml:space="preserve"> </w:t>
+      </w:r>
+      <w:r>
+        <w:t xml:space="preserve">— is in review as PR #274; 2D.2 —</w:t>
+      </w:r>
+      <w:r>
+        <w:t xml:space="preserve"> </w:t>
+      </w:r>
+      <w:r>
+        <w:t xml:space="preserve">consume</w:t>
       </w:r>
       <w:r>
         <w:t xml:space="preserve"> </w:t>

--- a/docs/EXECUTION_GRAPH_CONTRACT.docx
+++ b/docs/EXECUTION_GRAPH_CONTRACT.docx
@@ -1225,7 +1225,97 @@
         <w:rPr>
           <w:rStyle w:val="CommentTok"/>
         </w:rPr>
-        <w:t xml:space="preserve">// stable identity for this check within the node</w:t>
+        <w:t xml:space="preserve">// STABLE SEMANTIC identity — `&lt;scenarioId&gt;.&lt;type&gt;.&lt;subject&gt;`</w:t>
+      </w:r>
+      <w:r>
+        <w:br/>
+      </w:r>
+      <w:r>
+        <w:rPr>
+          <w:rStyle w:val="NormalTok"/>
+        </w:rPr>
+        <w:t xml:space="preserve">                              </w:t>
+      </w:r>
+      <w:r>
+        <w:rPr>
+          <w:rStyle w:val="CommentTok"/>
+        </w:rPr>
+        <w:t xml:space="preserve">//   (e.g. `auth-neg-wrong-password.text.login_error`). `subject`</w:t>
+      </w:r>
+      <w:r>
+        <w:br/>
+      </w:r>
+      <w:r>
+        <w:rPr>
+          <w:rStyle w:val="NormalTok"/>
+        </w:rPr>
+        <w:t xml:space="preserve">                              </w:t>
+      </w:r>
+      <w:r>
+        <w:rPr>
+          <w:rStyle w:val="CommentTok"/>
+        </w:rPr>
+        <w:t xml:space="preserve">//   is the canonical `target`, else the `@page.*`/`@messages.*`</w:t>
+      </w:r>
+      <w:r>
+        <w:br/>
+      </w:r>
+      <w:r>
+        <w:rPr>
+          <w:rStyle w:val="NormalTok"/>
+        </w:rPr>
+        <w:t xml:space="preserve">                              </w:t>
+      </w:r>
+      <w:r>
+        <w:rPr>
+          <w:rStyle w:val="CommentTok"/>
+        </w:rPr>
+        <w:t xml:space="preserve">//   ref name, else the bare type. DERIVED FROM MEANING, never from</w:t>
+      </w:r>
+      <w:r>
+        <w:br/>
+      </w:r>
+      <w:r>
+        <w:rPr>
+          <w:rStyle w:val="NormalTok"/>
+        </w:rPr>
+        <w:t xml:space="preserve">                              </w:t>
+      </w:r>
+      <w:r>
+        <w:rPr>
+          <w:rStyle w:val="CommentTok"/>
+        </w:rPr>
+        <w:t xml:space="preserve">//   array position — so Coverage / Healing / Replay / Analytics can</w:t>
+      </w:r>
+      <w:r>
+        <w:br/>
+      </w:r>
+      <w:r>
+        <w:rPr>
+          <w:rStyle w:val="NormalTok"/>
+        </w:rPr>
+        <w:t xml:space="preserve">                              </w:t>
+      </w:r>
+      <w:r>
+        <w:rPr>
+          <w:rStyle w:val="CommentTok"/>
+        </w:rPr>
+        <w:t xml:space="preserve">//   reference a check durably even when `order` changes. Collisions</w:t>
+      </w:r>
+      <w:r>
+        <w:br/>
+      </w:r>
+      <w:r>
+        <w:rPr>
+          <w:rStyle w:val="NormalTok"/>
+        </w:rPr>
+        <w:t xml:space="preserve">                              </w:t>
+      </w:r>
+      <w:r>
+        <w:rPr>
+          <w:rStyle w:val="CommentTok"/>
+        </w:rPr>
+        <w:t xml:space="preserve">//   within a node get a deterministic `#2`/`#3` suffix.</w:t>
       </w:r>
       <w:r>
         <w:br/>
@@ -1240,7 +1330,22 @@
         <w:rPr>
           <w:rStyle w:val="CommentTok"/>
         </w:rPr>
-        <w:t xml:space="preserve">// 0-based verification order (array is authoritative)</w:t>
+        <w:t xml:space="preserve">// 0-based verification order (array is authoritative for SEQUENCE</w:t>
+      </w:r>
+      <w:r>
+        <w:br/>
+      </w:r>
+      <w:r>
+        <w:rPr>
+          <w:rStyle w:val="NormalTok"/>
+        </w:rPr>
+        <w:t xml:space="preserve">                              </w:t>
+      </w:r>
+      <w:r>
+        <w:rPr>
+          <w:rStyle w:val="CommentTok"/>
+        </w:rPr>
+        <w:t xml:space="preserve">//   only — identity lives in `id`, NOT here)</w:t>
       </w:r>
       <w:r>
         <w:br/>
@@ -2437,7 +2542,7 @@
               <w:rPr>
                 <w:rStyle w:val="VerbatimChar"/>
               </w:rPr>
-              <w:t xml:space="preserve">{type:"url", expected:"/inventory"}</w:t>
+              <w:t xml:space="preserve">{type:"url", expected:"@page.inventory"}</w:t>
             </w:r>
           </w:p>
         </w:tc>
@@ -2462,6 +2567,30 @@
             </w:r>
             <w:r>
               <w:t xml:space="preserve">”</w:t>
+            </w:r>
+            <w:r>
+              <w:t xml:space="preserve">; concrete URLs/copy (</w:t>
+            </w:r>
+            <w:r>
+              <w:rPr>
+                <w:rStyle w:val="VerbatimChar"/>
+              </w:rPr>
+              <w:t xml:space="preserve">/inventory</w:t>
+            </w:r>
+            <w:r>
+              <w:t xml:space="preserve">,</w:t>
+            </w:r>
+            <w:r>
+              <w:t xml:space="preserve"> </w:t>
+            </w:r>
+            <w:r>
+              <w:rPr>
+                <w:rStyle w:val="VerbatimChar"/>
+              </w:rPr>
+              <w:t xml:space="preserve">"Bad password"</w:t>
+            </w:r>
+            <w:r>
+              <w:t xml:space="preserve">)</w:t>
             </w:r>
           </w:p>
         </w:tc>
@@ -4289,6 +4418,202 @@
       </w:r>
       <w:r>
         <w:t xml:space="preserve">check falls back to a visibility check) rather than emitting invented copy.</w:t>
+      </w:r>
+    </w:p>
+    <w:p>
+      <w:pPr>
+        <w:numPr>
+          <w:ilvl w:val="0"/>
+          <w:numId w:val="1002"/>
+        </w:numPr>
+        <w:pStyle w:val="Compact"/>
+      </w:pPr>
+      <w:r>
+        <w:rPr>
+          <w:bCs/>
+          <w:b/>
+        </w:rPr>
+        <w:t xml:space="preserve">Assertion</w:t>
+      </w:r>
+      <w:r>
+        <w:rPr>
+          <w:bCs/>
+          <w:b/>
+        </w:rPr>
+        <w:t xml:space="preserve"> </w:t>
+      </w:r>
+      <w:r>
+        <w:rPr>
+          <w:rStyle w:val="VerbatimChar"/>
+          <w:bCs/>
+          <w:b/>
+        </w:rPr>
+        <w:t xml:space="preserve">id</w:t>
+      </w:r>
+      <w:r>
+        <w:rPr>
+          <w:bCs/>
+          <w:b/>
+        </w:rPr>
+        <w:t xml:space="preserve"> </w:t>
+      </w:r>
+      <w:r>
+        <w:rPr>
+          <w:bCs/>
+          <w:b/>
+        </w:rPr>
+        <w:t xml:space="preserve">is STABLE and SEMANTIC, never positional.</w:t>
+      </w:r>
+      <w:r>
+        <w:t xml:space="preserve"> </w:t>
+      </w:r>
+      <w:r>
+        <w:t xml:space="preserve">The builder derives</w:t>
+      </w:r>
+      <w:r>
+        <w:t xml:space="preserve"> </w:t>
+      </w:r>
+      <w:r>
+        <w:rPr>
+          <w:rStyle w:val="VerbatimChar"/>
+        </w:rPr>
+        <w:t xml:space="preserve">id</w:t>
+      </w:r>
+      <w:r>
+        <w:t xml:space="preserve"> </w:t>
+      </w:r>
+      <w:r>
+        <w:t xml:space="preserve">from the check’s</w:t>
+      </w:r>
+      <w:r>
+        <w:t xml:space="preserve"> </w:t>
+      </w:r>
+      <w:r>
+        <w:rPr>
+          <w:iCs/>
+          <w:i/>
+        </w:rPr>
+        <w:t xml:space="preserve">meaning</w:t>
+      </w:r>
+      <w:r>
+        <w:t xml:space="preserve"> </w:t>
+      </w:r>
+      <w:r>
+        <w:t xml:space="preserve">—</w:t>
+      </w:r>
+      <w:r>
+        <w:t xml:space="preserve"> </w:t>
+      </w:r>
+      <w:r>
+        <w:rPr>
+          <w:rStyle w:val="VerbatimChar"/>
+        </w:rPr>
+        <w:t xml:space="preserve">&lt;scenarioId&gt;.&lt;type&gt;.&lt;subject&gt;</w:t>
+      </w:r>
+      <w:r>
+        <w:t xml:space="preserve"> </w:t>
+      </w:r>
+      <w:r>
+        <w:t xml:space="preserve">— not its array index. So a durable consumer (Coverage,</w:t>
+      </w:r>
+      <w:r>
+        <w:t xml:space="preserve"> </w:t>
+      </w:r>
+      <w:r>
+        <w:t xml:space="preserve">Healing, Replay, Analytics) can reference</w:t>
+      </w:r>
+      <w:r>
+        <w:t xml:space="preserve"> </w:t>
+      </w:r>
+      <w:r>
+        <w:t xml:space="preserve">“</w:t>
+      </w:r>
+      <w:r>
+        <w:t xml:space="preserve">the login-error text check</w:t>
+      </w:r>
+      <w:r>
+        <w:t xml:space="preserve">”</w:t>
+      </w:r>
+      <w:r>
+        <w:t xml:space="preserve"> </w:t>
+      </w:r>
+      <w:r>
+        <w:t xml:space="preserve">by id and keep hitting the same</w:t>
+      </w:r>
+      <w:r>
+        <w:t xml:space="preserve"> </w:t>
+      </w:r>
+      <w:r>
+        <w:t xml:space="preserve">check even after assertions are reordered, inserted, or removed.</w:t>
+      </w:r>
+      <w:r>
+        <w:t xml:space="preserve"> </w:t>
+      </w:r>
+      <w:r>
+        <w:rPr>
+          <w:rStyle w:val="VerbatimChar"/>
+        </w:rPr>
+        <w:t xml:space="preserve">order</w:t>
+      </w:r>
+      <w:r>
+        <w:t xml:space="preserve"> </w:t>
+      </w:r>
+      <w:r>
+        <w:t xml:space="preserve">carries sequence ONLY; identity</w:t>
+      </w:r>
+      <w:r>
+        <w:t xml:space="preserve"> </w:t>
+      </w:r>
+      <w:r>
+        <w:t xml:space="preserve">lives in</w:t>
+      </w:r>
+      <w:r>
+        <w:t xml:space="preserve"> </w:t>
+      </w:r>
+      <w:r>
+        <w:rPr>
+          <w:rStyle w:val="VerbatimChar"/>
+        </w:rPr>
+        <w:t xml:space="preserve">id</w:t>
+      </w:r>
+      <w:r>
+        <w:t xml:space="preserve">. This is why</w:t>
+      </w:r>
+      <w:r>
+        <w:t xml:space="preserve"> </w:t>
+      </w:r>
+      <w:r>
+        <w:rPr>
+          <w:rStyle w:val="VerbatimChar"/>
+        </w:rPr>
+        <w:t xml:space="preserve">order</w:t>
+      </w:r>
+      <w:r>
+        <w:t xml:space="preserve"> </w:t>
+      </w:r>
+      <w:r>
+        <w:t xml:space="preserve">is free to change without breaking references, and why the builder must</w:t>
+      </w:r>
+      <w:r>
+        <w:t xml:space="preserve"> </w:t>
+      </w:r>
+      <w:r>
+        <w:t xml:space="preserve">never fall back to</w:t>
+      </w:r>
+      <w:r>
+        <w:t xml:space="preserve"> </w:t>
+      </w:r>
+      <w:r>
+        <w:rPr>
+          <w:rStyle w:val="VerbatimChar"/>
+        </w:rPr>
+        <w:t xml:space="preserve">:a:&lt;index&gt;</w:t>
+      </w:r>
+      <w:r>
+        <w:t xml:space="preserve"> </w:t>
+      </w:r>
+      <w:r>
+        <w:t xml:space="preserve">ids.</w:t>
       </w:r>
     </w:p>
     <w:p>

--- a/docs/EXECUTION_GRAPH_CONTRACT.docx
+++ b/docs/EXECUTION_GRAPH_CONTRACT.docx
@@ -1015,7 +1015,112 @@
         <w:rPr>
           <w:rStyle w:val="CommentTok"/>
         </w:rPr>
-        <w:t xml:space="preserve">// stable identity for this step within the node</w:t>
+        <w:t xml:space="preserve">// STABLE SEMANTIC identity — `&lt;scenarioId&gt;.&lt;action&gt;.&lt;target&gt;`</w:t>
+      </w:r>
+      <w:r>
+        <w:br/>
+      </w:r>
+      <w:r>
+        <w:rPr>
+          <w:rStyle w:val="NormalTok"/>
+        </w:rPr>
+        <w:t xml:space="preserve">                              </w:t>
+      </w:r>
+      <w:r>
+        <w:rPr>
+          <w:rStyle w:val="CommentTok"/>
+        </w:rPr>
+        <w:t xml:space="preserve">//   (e.g. `auth-pos-valid.click.login_button`). DERIVED FROM</w:t>
+      </w:r>
+      <w:r>
+        <w:br/>
+      </w:r>
+      <w:r>
+        <w:rPr>
+          <w:rStyle w:val="NormalTok"/>
+        </w:rPr>
+        <w:t xml:space="preserve">                              </w:t>
+      </w:r>
+      <w:r>
+        <w:rPr>
+          <w:rStyle w:val="CommentTok"/>
+        </w:rPr>
+        <w:t xml:space="preserve">//   MEANING, never from array position — so diffs / healing /</w:t>
+      </w:r>
+      <w:r>
+        <w:br/>
+      </w:r>
+      <w:r>
+        <w:rPr>
+          <w:rStyle w:val="NormalTok"/>
+        </w:rPr>
+        <w:t xml:space="preserve">                              </w:t>
+      </w:r>
+      <w:r>
+        <w:rPr>
+          <w:rStyle w:val="CommentTok"/>
+        </w:rPr>
+        <w:t xml:space="preserve">//   replay / analytics can reference a step durably even when</w:t>
+      </w:r>
+      <w:r>
+        <w:br/>
+      </w:r>
+      <w:r>
+        <w:rPr>
+          <w:rStyle w:val="NormalTok"/>
+        </w:rPr>
+        <w:t xml:space="preserve">                              </w:t>
+      </w:r>
+      <w:r>
+        <w:rPr>
+          <w:rStyle w:val="CommentTok"/>
+        </w:rPr>
+        <w:t xml:space="preserve">//   `order` changes, and an assertion's `afterAction` points at</w:t>
+      </w:r>
+      <w:r>
+        <w:br/>
+      </w:r>
+      <w:r>
+        <w:rPr>
+          <w:rStyle w:val="NormalTok"/>
+        </w:rPr>
+        <w:t xml:space="preserve">                              </w:t>
+      </w:r>
+      <w:r>
+        <w:rPr>
+          <w:rStyle w:val="CommentTok"/>
+        </w:rPr>
+        <w:t xml:space="preserve">//   exactly this value. Collisions within a node get a</w:t>
+      </w:r>
+      <w:r>
+        <w:br/>
+      </w:r>
+      <w:r>
+        <w:rPr>
+          <w:rStyle w:val="NormalTok"/>
+        </w:rPr>
+        <w:t xml:space="preserve">                              </w:t>
+      </w:r>
+      <w:r>
+        <w:rPr>
+          <w:rStyle w:val="CommentTok"/>
+        </w:rPr>
+        <w:t xml:space="preserve">//   deterministic `#2`/`#3` suffix. ONE identity per step — no</w:t>
+      </w:r>
+      <w:r>
+        <w:br/>
+      </w:r>
+      <w:r>
+        <w:rPr>
+          <w:rStyle w:val="NormalTok"/>
+        </w:rPr>
+        <w:t xml:space="preserve">                              </w:t>
+      </w:r>
+      <w:r>
+        <w:rPr>
+          <w:rStyle w:val="CommentTok"/>
+        </w:rPr>
+        <w:t xml:space="preserve">//   separate slug/derived key.</w:t>
       </w:r>
       <w:r>
         <w:br/>
@@ -1030,7 +1135,22 @@
         <w:rPr>
           <w:rStyle w:val="CommentTok"/>
         </w:rPr>
-        <w:t xml:space="preserve">// 0-based execution order (array is authoritative)</w:t>
+        <w:t xml:space="preserve">// 0-based execution order (array is authoritative for SEQUENCE</w:t>
+      </w:r>
+      <w:r>
+        <w:br/>
+      </w:r>
+      <w:r>
+        <w:rPr>
+          <w:rStyle w:val="NormalTok"/>
+        </w:rPr>
+        <w:t xml:space="preserve">                              </w:t>
+      </w:r>
+      <w:r>
+        <w:rPr>
+          <w:rStyle w:val="CommentTok"/>
+        </w:rPr>
+        <w:t xml:space="preserve">//   only — identity lives in `id`, NOT here)</w:t>
       </w:r>
       <w:r>
         <w:br/>

--- a/docs/EXECUTION_GRAPH_CONTRACT.docx
+++ b/docs/EXECUTION_GRAPH_CONTRACT.docx
@@ -1015,7 +1015,112 @@
         <w:rPr>
           <w:rStyle w:val="CommentTok"/>
         </w:rPr>
-        <w:t xml:space="preserve">// stable identity for this step within the node</w:t>
+        <w:t xml:space="preserve">// STABLE SEMANTIC identity — `&lt;scenarioId&gt;.&lt;action&gt;.&lt;target&gt;`</w:t>
+      </w:r>
+      <w:r>
+        <w:br/>
+      </w:r>
+      <w:r>
+        <w:rPr>
+          <w:rStyle w:val="NormalTok"/>
+        </w:rPr>
+        <w:t xml:space="preserve">                              </w:t>
+      </w:r>
+      <w:r>
+        <w:rPr>
+          <w:rStyle w:val="CommentTok"/>
+        </w:rPr>
+        <w:t xml:space="preserve">//   (e.g. `auth-pos-valid.click.login_button`). DERIVED FROM</w:t>
+      </w:r>
+      <w:r>
+        <w:br/>
+      </w:r>
+      <w:r>
+        <w:rPr>
+          <w:rStyle w:val="NormalTok"/>
+        </w:rPr>
+        <w:t xml:space="preserve">                              </w:t>
+      </w:r>
+      <w:r>
+        <w:rPr>
+          <w:rStyle w:val="CommentTok"/>
+        </w:rPr>
+        <w:t xml:space="preserve">//   MEANING, never from array position — so diffs / healing /</w:t>
+      </w:r>
+      <w:r>
+        <w:br/>
+      </w:r>
+      <w:r>
+        <w:rPr>
+          <w:rStyle w:val="NormalTok"/>
+        </w:rPr>
+        <w:t xml:space="preserve">                              </w:t>
+      </w:r>
+      <w:r>
+        <w:rPr>
+          <w:rStyle w:val="CommentTok"/>
+        </w:rPr>
+        <w:t xml:space="preserve">//   replay / analytics can reference a step durably even when</w:t>
+      </w:r>
+      <w:r>
+        <w:br/>
+      </w:r>
+      <w:r>
+        <w:rPr>
+          <w:rStyle w:val="NormalTok"/>
+        </w:rPr>
+        <w:t xml:space="preserve">                              </w:t>
+      </w:r>
+      <w:r>
+        <w:rPr>
+          <w:rStyle w:val="CommentTok"/>
+        </w:rPr>
+        <w:t xml:space="preserve">//   `order` changes, and an assertion's `afterAction` points at</w:t>
+      </w:r>
+      <w:r>
+        <w:br/>
+      </w:r>
+      <w:r>
+        <w:rPr>
+          <w:rStyle w:val="NormalTok"/>
+        </w:rPr>
+        <w:t xml:space="preserve">                              </w:t>
+      </w:r>
+      <w:r>
+        <w:rPr>
+          <w:rStyle w:val="CommentTok"/>
+        </w:rPr>
+        <w:t xml:space="preserve">//   exactly this value. Collisions within a node get a</w:t>
+      </w:r>
+      <w:r>
+        <w:br/>
+      </w:r>
+      <w:r>
+        <w:rPr>
+          <w:rStyle w:val="NormalTok"/>
+        </w:rPr>
+        <w:t xml:space="preserve">                              </w:t>
+      </w:r>
+      <w:r>
+        <w:rPr>
+          <w:rStyle w:val="CommentTok"/>
+        </w:rPr>
+        <w:t xml:space="preserve">//   deterministic `#2`/`#3` suffix. ONE identity per step — no</w:t>
+      </w:r>
+      <w:r>
+        <w:br/>
+      </w:r>
+      <w:r>
+        <w:rPr>
+          <w:rStyle w:val="NormalTok"/>
+        </w:rPr>
+        <w:t xml:space="preserve">                              </w:t>
+      </w:r>
+      <w:r>
+        <w:rPr>
+          <w:rStyle w:val="CommentTok"/>
+        </w:rPr>
+        <w:t xml:space="preserve">//   separate slug/derived key.</w:t>
       </w:r>
       <w:r>
         <w:br/>
@@ -1030,7 +1135,22 @@
         <w:rPr>
           <w:rStyle w:val="CommentTok"/>
         </w:rPr>
-        <w:t xml:space="preserve">// 0-based execution order (array is authoritative)</w:t>
+        <w:t xml:space="preserve">// 0-based execution order (array is authoritative for SEQUENCE</w:t>
+      </w:r>
+      <w:r>
+        <w:br/>
+      </w:r>
+      <w:r>
+        <w:rPr>
+          <w:rStyle w:val="NormalTok"/>
+        </w:rPr>
+        <w:t xml:space="preserve">                              </w:t>
+      </w:r>
+      <w:r>
+        <w:rPr>
+          <w:rStyle w:val="CommentTok"/>
+        </w:rPr>
+        <w:t xml:space="preserve">//   only — identity lives in `id`, NOT here)</w:t>
       </w:r>
       <w:r>
         <w:br/>
@@ -1574,6 +1694,153 @@
           <w:rStyle w:val="CommentTok"/>
         </w:rPr>
         <w:t xml:space="preserve">// check is skipped (count-guarded) when its target is absent</w:t>
+      </w:r>
+      <w:r>
+        <w:br/>
+      </w:r>
+      <w:r>
+        <w:rPr>
+          <w:rStyle w:val="NormalTok"/>
+        </w:rPr>
+        <w:t xml:space="preserve">    afterAction</w:t>
+      </w:r>
+      <w:r>
+        <w:rPr>
+          <w:rStyle w:val="OperatorTok"/>
+        </w:rPr>
+        <w:t xml:space="preserve">?</w:t>
+      </w:r>
+      <w:r>
+        <w:rPr>
+          <w:rStyle w:val="NormalTok"/>
+        </w:rPr>
+        <w:t xml:space="preserve">              </w:t>
+      </w:r>
+      <w:r>
+        <w:rPr>
+          <w:rStyle w:val="CommentTok"/>
+        </w:rPr>
+        <w:t xml:space="preserve">// The producing action's EXACT `id` (`&lt;scenarioId&gt;.&lt;action&gt;.</w:t>
+      </w:r>
+      <w:r>
+        <w:br/>
+      </w:r>
+      <w:r>
+        <w:rPr>
+          <w:rStyle w:val="NormalTok"/>
+        </w:rPr>
+        <w:t xml:space="preserve">                              </w:t>
+      </w:r>
+      <w:r>
+        <w:rPr>
+          <w:rStyle w:val="CommentTok"/>
+        </w:rPr>
+        <w:t xml:space="preserve">//   &lt;target&gt;`, e.g. `auth-pos-valid.click.login_button`) — the</w:t>
+      </w:r>
+      <w:r>
+        <w:br/>
+      </w:r>
+      <w:r>
+        <w:rPr>
+          <w:rStyle w:val="NormalTok"/>
+        </w:rPr>
+        <w:t xml:space="preserve">                              </w:t>
+      </w:r>
+      <w:r>
+        <w:rPr>
+          <w:rStyle w:val="CommentTok"/>
+        </w:rPr>
+        <w:t xml:space="preserve">//   SAME string stored in `actions[].id`, never an index, never a</w:t>
+      </w:r>
+      <w:r>
+        <w:br/>
+      </w:r>
+      <w:r>
+        <w:rPr>
+          <w:rStyle w:val="NormalTok"/>
+        </w:rPr>
+        <w:t xml:space="preserve">                              </w:t>
+      </w:r>
+      <w:r>
+        <w:rPr>
+          <w:rStyle w:val="CommentTok"/>
+        </w:rPr>
+        <w:t xml:space="preserve">//   derived slug. Answers "which step produced this outcome?" so</w:t>
+      </w:r>
+      <w:r>
+        <w:br/>
+      </w:r>
+      <w:r>
+        <w:rPr>
+          <w:rStyle w:val="NormalTok"/>
+        </w:rPr>
+        <w:t xml:space="preserve">                              </w:t>
+      </w:r>
+      <w:r>
+        <w:rPr>
+          <w:rStyle w:val="CommentTok"/>
+        </w:rPr>
+        <w:t xml:space="preserve">//   Replay / Healing / the execution timeline can say "after</w:t>
+      </w:r>
+      <w:r>
+        <w:br/>
+      </w:r>
+      <w:r>
+        <w:rPr>
+          <w:rStyle w:val="NormalTok"/>
+        </w:rPr>
+        <w:t xml:space="preserve">                              </w:t>
+      </w:r>
+      <w:r>
+        <w:rPr>
+          <w:rStyle w:val="CommentTok"/>
+        </w:rPr>
+        <w:t xml:space="preserve">//   clicking Login, expected the inventory page". Resolve by plain</w:t>
+      </w:r>
+      <w:r>
+        <w:br/>
+      </w:r>
+      <w:r>
+        <w:rPr>
+          <w:rStyle w:val="NormalTok"/>
+        </w:rPr>
+        <w:t xml:space="preserve">                              </w:t>
+      </w:r>
+      <w:r>
+        <w:rPr>
+          <w:rStyle w:val="CommentTok"/>
+        </w:rPr>
+        <w:t xml:space="preserve">//   equality: node.actions.find(a =&gt; a.id === afterAction) — no</w:t>
+      </w:r>
+      <w:r>
+        <w:br/>
+      </w:r>
+      <w:r>
+        <w:rPr>
+          <w:rStyle w:val="NormalTok"/>
+        </w:rPr>
+        <w:t xml:space="preserve">                              </w:t>
+      </w:r>
+      <w:r>
+        <w:rPr>
+          <w:rStyle w:val="CommentTok"/>
+        </w:rPr>
+        <w:t xml:space="preserve">//   helper, no computation. Absent when the check is not tied to a</w:t>
+      </w:r>
+      <w:r>
+        <w:br/>
+      </w:r>
+      <w:r>
+        <w:rPr>
+          <w:rStyle w:val="NormalTok"/>
+        </w:rPr>
+        <w:t xml:space="preserve">                              </w:t>
+      </w:r>
+      <w:r>
+        <w:rPr>
+          <w:rStyle w:val="CommentTok"/>
+        </w:rPr>
+        <w:t xml:space="preserve">//   materialized step.</w:t>
       </w:r>
       <w:r>
         <w:br/>
@@ -4629,70 +4896,190 @@
           <w:bCs/>
           <w:b/>
         </w:rPr>
-        <w:t xml:space="preserve">Assertions store CANONICAL business meaning, never Playwright.</w:t>
-      </w:r>
-      <w:r>
-        <w:t xml:space="preserve"> </w:t>
-      </w:r>
-      <w:r>
-        <w:t xml:space="preserve">The graph holds</w:t>
-      </w:r>
-      <w:r>
-        <w:t xml:space="preserve"> </w:t>
-      </w:r>
-      <w:r>
-        <w:rPr>
-          <w:rStyle w:val="VerbatimChar"/>
-        </w:rPr>
-        <w:t xml:space="preserve">{type:"visible",   target:"login_error"}</w:t>
-      </w:r>
-      <w:r>
-        <w:t xml:space="preserve">, never</w:t>
-      </w:r>
-      <w:r>
-        <w:t xml:space="preserve"> </w:t>
-      </w:r>
-      <w:r>
-        <w:rPr>
-          <w:rStyle w:val="VerbatimChar"/>
-        </w:rPr>
-        <w:t xml:space="preserve">expect(...)</w:t>
-      </w:r>
-      <w:r>
-        <w:t xml:space="preserve">,</w:t>
-      </w:r>
-      <w:r>
-        <w:t xml:space="preserve"> </w:t>
-      </w:r>
-      <w:r>
-        <w:rPr>
-          <w:rStyle w:val="VerbatimChar"/>
-        </w:rPr>
-        <w:t xml:space="preserve">toBeVisible()</w:t>
-      </w:r>
-      <w:r>
-        <w:t xml:space="preserve">, or a CSS locator. Script Gen is a pure</w:t>
-      </w:r>
-      <w:r>
-        <w:t xml:space="preserve"> </w:t>
-      </w:r>
-      <w:r>
-        <w:rPr>
-          <w:rStyle w:val="VerbatimChar"/>
-        </w:rPr>
-        <w:t xml:space="preserve">switch(type)</w:t>
-      </w:r>
-      <w:r>
-        <w:t xml:space="preserve"> </w:t>
-      </w:r>
-      <w:r>
-        <w:t xml:space="preserve">renderer + resolver — it NEVER infers an assertion from prose. The KB authors the check;</w:t>
-      </w:r>
-      <w:r>
-        <w:t xml:space="preserve"> </w:t>
-      </w:r>
-      <w:r>
-        <w:t xml:space="preserve">the graph carries it; the renderer grounds and emits it.</w:t>
+        <w:t xml:space="preserve">Every assertion knows which STEP produced it — by identity, not position.</w:t>
+      </w:r>
+      <w:r>
+        <w:t xml:space="preserve"> </w:t>
+      </w:r>
+      <w:r>
+        <w:t xml:space="preserve">An assertion may carry</w:t>
+      </w:r>
+      <w:r>
+        <w:t xml:space="preserve"> </w:t>
+      </w:r>
+      <w:r>
+        <w:rPr>
+          <w:rStyle w:val="VerbatimChar"/>
+        </w:rPr>
+        <w:t xml:space="preserve">afterAction</w:t>
+      </w:r>
+      <w:r>
+        <w:t xml:space="preserve">, holding the producing action’s EXACT</w:t>
+      </w:r>
+      <w:r>
+        <w:t xml:space="preserve"> </w:t>
+      </w:r>
+      <w:r>
+        <w:rPr>
+          <w:rStyle w:val="VerbatimChar"/>
+        </w:rPr>
+        <w:t xml:space="preserve">id</w:t>
+      </w:r>
+      <w:r>
+        <w:t xml:space="preserve"> </w:t>
+      </w:r>
+      <w:r>
+        <w:t xml:space="preserve">— the same</w:t>
+      </w:r>
+      <w:r>
+        <w:t xml:space="preserve"> </w:t>
+      </w:r>
+      <w:r>
+        <w:rPr>
+          <w:rStyle w:val="VerbatimChar"/>
+        </w:rPr>
+        <w:t xml:space="preserve">&lt;scenarioId&gt;.&lt;action&gt;.&lt;target&gt;</w:t>
+      </w:r>
+      <w:r>
+        <w:t xml:space="preserve"> </w:t>
+      </w:r>
+      <w:r>
+        <w:t xml:space="preserve">string</w:t>
+      </w:r>
+      <w:r>
+        <w:t xml:space="preserve"> </w:t>
+      </w:r>
+      <w:r>
+        <w:t xml:space="preserve">stored in</w:t>
+      </w:r>
+      <w:r>
+        <w:t xml:space="preserve"> </w:t>
+      </w:r>
+      <w:r>
+        <w:rPr>
+          <w:rStyle w:val="VerbatimChar"/>
+        </w:rPr>
+        <w:t xml:space="preserve">actions[].id</w:t>
+      </w:r>
+      <w:r>
+        <w:t xml:space="preserve"> </w:t>
+      </w:r>
+      <w:r>
+        <w:t xml:space="preserve">(e.g. </w:t>
+      </w:r>
+      <w:r>
+        <w:rPr>
+          <w:rStyle w:val="VerbatimChar"/>
+        </w:rPr>
+        <w:t xml:space="preserve">auth-pos-valid.click.login_button</w:t>
+      </w:r>
+      <w:r>
+        <w:t xml:space="preserve">), never an array index and never a</w:t>
+      </w:r>
+      <w:r>
+        <w:t xml:space="preserve"> </w:t>
+      </w:r>
+      <w:r>
+        <w:t xml:space="preserve">derived slug. Resolve it by plain equality (</w:t>
+      </w:r>
+      <w:r>
+        <w:rPr>
+          <w:rStyle w:val="VerbatimChar"/>
+        </w:rPr>
+        <w:t xml:space="preserve">node.actions.find(a =&gt; a.id === afterAction)</w:t>
+      </w:r>
+      <w:r>
+        <w:t xml:space="preserve">), so</w:t>
+      </w:r>
+      <w:r>
+        <w:t xml:space="preserve"> </w:t>
+      </w:r>
+      <w:r>
+        <w:t xml:space="preserve">“</w:t>
+      </w:r>
+      <w:r>
+        <w:t xml:space="preserve">the check</w:t>
+      </w:r>
+      <w:r>
+        <w:t xml:space="preserve"> </w:t>
+      </w:r>
+      <w:r>
+        <w:t xml:space="preserve">after the Login click</w:t>
+      </w:r>
+      <w:r>
+        <w:t xml:space="preserve">”</w:t>
+      </w:r>
+      <w:r>
+        <w:t xml:space="preserve"> </w:t>
+      </w:r>
+      <w:r>
+        <w:t xml:space="preserve">keeps resolving to the same step even when actions are reordered or a step is</w:t>
+      </w:r>
+      <w:r>
+        <w:t xml:space="preserve"> </w:t>
+      </w:r>
+      <w:r>
+        <w:t xml:space="preserve">inserted. Because both sides are the one identity, the join needs no helper and no computation. This is what lets Replay, Healing, the execution timeline, and root-cause explanations say</w:t>
+      </w:r>
+      <w:r>
+        <w:t xml:space="preserve"> </w:t>
+      </w:r>
+      <w:r>
+        <w:rPr>
+          <w:iCs/>
+          <w:i/>
+        </w:rPr>
+        <w:t xml:space="preserve">“</w:t>
+      </w:r>
+      <w:r>
+        <w:rPr>
+          <w:iCs/>
+          <w:i/>
+        </w:rPr>
+        <w:t xml:space="preserve">after clicking Login, expected the inventory page, but stayed on Login</w:t>
+      </w:r>
+      <w:r>
+        <w:rPr>
+          <w:iCs/>
+          <w:i/>
+        </w:rPr>
+        <w:t xml:space="preserve">”</w:t>
+      </w:r>
+      <w:r>
+        <w:t xml:space="preserve"> </w:t>
+      </w:r>
+      <w:r>
+        <w:t xml:space="preserve">instead of a bare</w:t>
+      </w:r>
+      <w:r>
+        <w:t xml:space="preserve"> </w:t>
+      </w:r>
+      <w:r>
+        <w:t xml:space="preserve">“</w:t>
+      </w:r>
+      <w:r>
+        <w:t xml:space="preserve">assertion</w:t>
+      </w:r>
+      <w:r>
+        <w:t xml:space="preserve"> </w:t>
+      </w:r>
+      <w:r>
+        <w:t xml:space="preserve">failed</w:t>
+      </w:r>
+      <w:r>
+        <w:t xml:space="preserve">”</w:t>
+      </w:r>
+      <w:r>
+        <w:t xml:space="preserve"> </w:t>
+      </w:r>
+      <w:r>
+        <w:t xml:space="preserve">— a step → outcome link with zero runtime search. The KB (the authority on the sequence) authors it</w:t>
+      </w:r>
+      <w:r>
+        <w:t xml:space="preserve"> </w:t>
+      </w:r>
+      <w:r>
+        <w:t xml:space="preserve">and the builder copies it verbatim; it is omitted when a check is not tied to a materialized step.</w:t>
       </w:r>
     </w:p>
     <w:p>
@@ -4708,19 +5095,70 @@
           <w:bCs/>
           <w:b/>
         </w:rPr>
-        <w:t xml:space="preserve">Every shared-node field serves ≥2 consumers.</w:t>
-      </w:r>
-      <w:r>
-        <w:t xml:space="preserve"> </w:t>
-      </w:r>
-      <w:r>
-        <w:t xml:space="preserve">Single-consumer data belongs in that consumer, not on</w:t>
-      </w:r>
-      <w:r>
-        <w:t xml:space="preserve"> </w:t>
-      </w:r>
-      <w:r>
-        <w:t xml:space="preserve">the node. The graph is a contract, not a junk drawer.</w:t>
+        <w:t xml:space="preserve">Assertions store CANONICAL business meaning, never Playwright.</w:t>
+      </w:r>
+      <w:r>
+        <w:t xml:space="preserve"> </w:t>
+      </w:r>
+      <w:r>
+        <w:t xml:space="preserve">The graph holds</w:t>
+      </w:r>
+      <w:r>
+        <w:t xml:space="preserve"> </w:t>
+      </w:r>
+      <w:r>
+        <w:rPr>
+          <w:rStyle w:val="VerbatimChar"/>
+        </w:rPr>
+        <w:t xml:space="preserve">{type:"visible",   target:"login_error"}</w:t>
+      </w:r>
+      <w:r>
+        <w:t xml:space="preserve">, never</w:t>
+      </w:r>
+      <w:r>
+        <w:t xml:space="preserve"> </w:t>
+      </w:r>
+      <w:r>
+        <w:rPr>
+          <w:rStyle w:val="VerbatimChar"/>
+        </w:rPr>
+        <w:t xml:space="preserve">expect(...)</w:t>
+      </w:r>
+      <w:r>
+        <w:t xml:space="preserve">,</w:t>
+      </w:r>
+      <w:r>
+        <w:t xml:space="preserve"> </w:t>
+      </w:r>
+      <w:r>
+        <w:rPr>
+          <w:rStyle w:val="VerbatimChar"/>
+        </w:rPr>
+        <w:t xml:space="preserve">toBeVisible()</w:t>
+      </w:r>
+      <w:r>
+        <w:t xml:space="preserve">, or a CSS locator. Script Gen is a pure</w:t>
+      </w:r>
+      <w:r>
+        <w:t xml:space="preserve"> </w:t>
+      </w:r>
+      <w:r>
+        <w:rPr>
+          <w:rStyle w:val="VerbatimChar"/>
+        </w:rPr>
+        <w:t xml:space="preserve">switch(type)</w:t>
+      </w:r>
+      <w:r>
+        <w:t xml:space="preserve"> </w:t>
+      </w:r>
+      <w:r>
+        <w:t xml:space="preserve">renderer + resolver — it NEVER infers an assertion from prose. The KB authors the check;</w:t>
+      </w:r>
+      <w:r>
+        <w:t xml:space="preserve"> </w:t>
+      </w:r>
+      <w:r>
+        <w:t xml:space="preserve">the graph carries it; the renderer grounds and emits it.</w:t>
       </w:r>
     </w:p>
     <w:p>
@@ -4736,6 +5174,34 @@
           <w:bCs/>
           <w:b/>
         </w:rPr>
+        <w:t xml:space="preserve">Every shared-node field serves ≥2 consumers.</w:t>
+      </w:r>
+      <w:r>
+        <w:t xml:space="preserve"> </w:t>
+      </w:r>
+      <w:r>
+        <w:t xml:space="preserve">Single-consumer data belongs in that consumer, not on</w:t>
+      </w:r>
+      <w:r>
+        <w:t xml:space="preserve"> </w:t>
+      </w:r>
+      <w:r>
+        <w:t xml:space="preserve">the node. The graph is a contract, not a junk drawer.</w:t>
+      </w:r>
+    </w:p>
+    <w:p>
+      <w:pPr>
+        <w:numPr>
+          <w:ilvl w:val="0"/>
+          <w:numId w:val="1002"/>
+        </w:numPr>
+        <w:pStyle w:val="Compact"/>
+      </w:pPr>
+      <w:r>
+        <w:rPr>
+          <w:bCs/>
+          <w:b/>
+        </w:rPr>
         <w:t xml:space="preserve">Identity / semantics / resources / actions / assertions are immutable per scenario.</w:t>
       </w:r>
       <w:r>
@@ -4822,7 +5288,7 @@
         <w:rPr>
           <w:rStyle w:val="VerbatimChar"/>
         </w:rPr>
-        <w:t xml:space="preserve">'1.2.0'</w:t>
+        <w:t xml:space="preserve">'1.2.1'</w:t>
       </w:r>
       <w:r>
         <w:t xml:space="preserve"> </w:t>
@@ -4912,7 +5378,58 @@
         <w:t xml:space="preserve">assertions</w:t>
       </w:r>
       <w:r>
-        <w:t xml:space="preserve">) is the contract version. Bump it when the shape changes:</w:t>
+        <w:t xml:space="preserve">,</w:t>
+      </w:r>
+      <w:r>
+        <w:t xml:space="preserve"> </w:t>
+      </w:r>
+      <w:r>
+        <w:rPr>
+          <w:rStyle w:val="VerbatimChar"/>
+        </w:rPr>
+        <w:t xml:space="preserve">1.2.0</w:t>
+      </w:r>
+      <w:r>
+        <w:t xml:space="preserve"> </w:t>
+      </w:r>
+      <w:r>
+        <w:t xml:space="preserve">→</w:t>
+      </w:r>
+      <w:r>
+        <w:t xml:space="preserve"> </w:t>
+      </w:r>
+      <w:r>
+        <w:rPr>
+          <w:rStyle w:val="VerbatimChar"/>
+        </w:rPr>
+        <w:t xml:space="preserve">1.2.1</w:t>
+      </w:r>
+      <w:r>
+        <w:t xml:space="preserve"> </w:t>
+      </w:r>
+      <w:r>
+        <w:t xml:space="preserve">when the 2D.4 review added the</w:t>
+      </w:r>
+      <w:r>
+        <w:t xml:space="preserve"> </w:t>
+      </w:r>
+      <w:r>
+        <w:t xml:space="preserve">optional</w:t>
+      </w:r>
+      <w:r>
+        <w:t xml:space="preserve"> </w:t>
+      </w:r>
+      <w:r>
+        <w:rPr>
+          <w:rStyle w:val="VerbatimChar"/>
+        </w:rPr>
+        <w:t xml:space="preserve">assertions[].afterAction</w:t>
+      </w:r>
+      <w:r>
+        <w:t xml:space="preserve"> </w:t>
+      </w:r>
+      <w:r>
+        <w:t xml:space="preserve">field) is the contract version. Bump it when the shape changes:</w:t>
       </w:r>
     </w:p>
     <w:p>
@@ -4934,7 +5451,16 @@
         <w:t xml:space="preserve"> </w:t>
       </w:r>
       <w:r>
-        <w:t xml:space="preserve">— additive optional field within an existing section, backward-compatible.</w:t>
+        <w:t xml:space="preserve">— additive optional field within an existing section, backward-compatible (</w:t>
+      </w:r>
+      <w:r>
+        <w:rPr>
+          <w:rStyle w:val="VerbatimChar"/>
+        </w:rPr>
+        <w:t xml:space="preserve">afterAction</w:t>
+      </w:r>
+      <w:r>
+        <w:t xml:space="preserve">, 2D.4 review).</w:t>
       </w:r>
     </w:p>
     <w:p>
